--- a/DB/labs/lab3/lab3.docx
+++ b/DB/labs/lab3/lab3.docx
@@ -170,7 +170,16 @@
           <w:szCs w:val="36"/>
           <w:lang w:val="ru-RU"/>
         </w:rPr>
-        <w:t xml:space="preserve"> №1</w:t>
+        <w:t xml:space="preserve"> №</w:t>
+      </w:r>
+      <w:r>
+        <w:rPr>
+          <w:rFonts w:ascii="Times New Roman" w:eastAsia="Times New Roman" w:hAnsi="Times New Roman" w:cs="Times New Roman"/>
+          <w:sz w:val="36"/>
+          <w:szCs w:val="36"/>
+          <w:lang w:val="ru-RU"/>
+        </w:rPr>
+        <w:t>3</w:t>
       </w:r>
     </w:p>
     <w:p>
@@ -281,17 +290,19 @@
           <w:szCs w:val="36"/>
           <w:lang w:val="ru-RU"/>
         </w:rPr>
-        <w:t>3</w:t>
-      </w:r>
-      <w:r>
+        <w:t>--</w:t>
+      </w:r>
+    </w:p>
+    <w:p>
+      <w:pPr>
+        <w:spacing w:before="240" w:after="240"/>
+        <w:jc w:val="center"/>
         <w:rPr>
           <w:rFonts w:ascii="Times New Roman" w:eastAsia="Times New Roman" w:hAnsi="Times New Roman" w:cs="Times New Roman"/>
           <w:sz w:val="36"/>
           <w:szCs w:val="36"/>
-          <w:lang w:val="ru-RU"/>
-        </w:rPr>
-        <w:t>6</w:t>
-      </w:r>
+        </w:rPr>
+      </w:pPr>
     </w:p>
     <w:p>
       <w:pPr>
@@ -299,10 +310,150 @@
         <w:jc w:val="center"/>
         <w:rPr>
           <w:rFonts w:ascii="Times New Roman" w:eastAsia="Times New Roman" w:hAnsi="Times New Roman" w:cs="Times New Roman"/>
-          <w:sz w:val="36"/>
-          <w:szCs w:val="36"/>
-        </w:rPr>
-      </w:pPr>
+          <w:sz w:val="40"/>
+          <w:szCs w:val="40"/>
+        </w:rPr>
+      </w:pPr>
+      <w:r>
+        <w:rPr>
+          <w:rFonts w:ascii="Times New Roman" w:eastAsia="Times New Roman" w:hAnsi="Times New Roman" w:cs="Times New Roman"/>
+          <w:sz w:val="40"/>
+          <w:szCs w:val="40"/>
+        </w:rPr>
+        <w:t xml:space="preserve"> </w:t>
+      </w:r>
+    </w:p>
+    <w:p>
+      <w:pPr>
+        <w:spacing w:before="240" w:after="240"/>
+        <w:jc w:val="right"/>
+        <w:rPr>
+          <w:rFonts w:ascii="Times New Roman" w:eastAsia="Times New Roman" w:hAnsi="Times New Roman" w:cs="Times New Roman"/>
+        </w:rPr>
+      </w:pPr>
+      <w:r>
+        <w:rPr>
+          <w:rFonts w:ascii="Times New Roman" w:eastAsia="Times New Roman" w:hAnsi="Times New Roman" w:cs="Times New Roman"/>
+        </w:rPr>
+        <w:t>Работу выполнил</w:t>
+      </w:r>
+      <w:r>
+        <w:rPr>
+          <w:rFonts w:ascii="Times New Roman" w:eastAsia="Times New Roman" w:hAnsi="Times New Roman" w:cs="Times New Roman"/>
+        </w:rPr>
+        <w:t>:</w:t>
+      </w:r>
+    </w:p>
+    <w:p>
+      <w:pPr>
+        <w:spacing w:before="240" w:after="240"/>
+        <w:jc w:val="right"/>
+        <w:rPr>
+          <w:rFonts w:ascii="Times New Roman" w:eastAsia="Times New Roman" w:hAnsi="Times New Roman" w:cs="Times New Roman"/>
+        </w:rPr>
+      </w:pPr>
+      <w:r>
+        <w:rPr>
+          <w:rFonts w:ascii="Times New Roman" w:eastAsia="Times New Roman" w:hAnsi="Times New Roman" w:cs="Times New Roman"/>
+          <w:lang w:val="ru-RU"/>
+        </w:rPr>
+        <w:t>Ежелев Г. И.</w:t>
+      </w:r>
+    </w:p>
+    <w:p>
+      <w:pPr>
+        <w:spacing w:before="240" w:after="240"/>
+        <w:jc w:val="right"/>
+        <w:rPr>
+          <w:rFonts w:ascii="Times New Roman" w:eastAsia="Times New Roman" w:hAnsi="Times New Roman" w:cs="Times New Roman"/>
+        </w:rPr>
+      </w:pPr>
+      <w:r>
+        <w:rPr>
+          <w:rFonts w:ascii="Times New Roman" w:eastAsia="Times New Roman" w:hAnsi="Times New Roman" w:cs="Times New Roman"/>
+        </w:rPr>
+        <w:t>Группа:</w:t>
+      </w:r>
+    </w:p>
+    <w:p>
+      <w:pPr>
+        <w:spacing w:before="240" w:after="240"/>
+        <w:jc w:val="right"/>
+        <w:rPr>
+          <w:rFonts w:ascii="Times New Roman" w:eastAsia="Times New Roman" w:hAnsi="Times New Roman" w:cs="Times New Roman"/>
+          <w:lang w:val="ru-RU"/>
+        </w:rPr>
+      </w:pPr>
+      <w:r>
+        <w:rPr>
+          <w:rFonts w:ascii="Times New Roman" w:eastAsia="Times New Roman" w:hAnsi="Times New Roman" w:cs="Times New Roman"/>
+        </w:rPr>
+        <w:t>P3</w:t>
+      </w:r>
+      <w:r>
+        <w:rPr>
+          <w:rFonts w:ascii="Times New Roman" w:eastAsia="Times New Roman" w:hAnsi="Times New Roman" w:cs="Times New Roman"/>
+          <w:lang w:val="ru-RU"/>
+        </w:rPr>
+        <w:t>1</w:t>
+      </w:r>
+      <w:r>
+        <w:rPr>
+          <w:rFonts w:ascii="Times New Roman" w:eastAsia="Times New Roman" w:hAnsi="Times New Roman" w:cs="Times New Roman"/>
+          <w:lang w:val="ru-RU"/>
+        </w:rPr>
+        <w:t>32</w:t>
+      </w:r>
+    </w:p>
+    <w:p>
+      <w:pPr>
+        <w:spacing w:before="240" w:after="240"/>
+        <w:jc w:val="right"/>
+        <w:rPr>
+          <w:rFonts w:ascii="Times New Roman" w:eastAsia="Times New Roman" w:hAnsi="Times New Roman" w:cs="Times New Roman"/>
+        </w:rPr>
+      </w:pPr>
+      <w:r>
+        <w:rPr>
+          <w:rFonts w:ascii="Times New Roman" w:eastAsia="Times New Roman" w:hAnsi="Times New Roman" w:cs="Times New Roman"/>
+        </w:rPr>
+        <w:t>Преподаватель:</w:t>
+      </w:r>
+    </w:p>
+    <w:p>
+      <w:pPr>
+        <w:spacing w:before="240" w:after="240"/>
+        <w:jc w:val="right"/>
+      </w:pPr>
+      <w:r>
+        <w:rPr>
+          <w:rFonts w:ascii="Times New Roman" w:eastAsia="Times New Roman" w:hAnsi="Times New Roman" w:cs="Times New Roman"/>
+        </w:rPr>
+        <w:t xml:space="preserve">                                                                                                      </w:t>
+      </w:r>
+      <w:r>
+        <w:rPr>
+          <w:rFonts w:ascii="Times New Roman" w:eastAsia="Times New Roman" w:hAnsi="Times New Roman" w:cs="Times New Roman"/>
+          <w:lang w:val="ru-RU"/>
+        </w:rPr>
+        <w:t>Гаврилов Антон Валерьевич</w:t>
+      </w:r>
+    </w:p>
+    <w:p>
+      <w:pPr>
+        <w:spacing w:before="240" w:after="240"/>
+      </w:pPr>
+      <w:r>
+        <w:t xml:space="preserve"> </w:t>
+      </w:r>
+    </w:p>
+    <w:p>
+      <w:pPr>
+        <w:spacing w:before="240" w:after="240"/>
+      </w:pPr>
+      <w:r>
+        <w:t xml:space="preserve"> </w:t>
+      </w:r>
     </w:p>
     <w:p>
       <w:pPr>
@@ -310,149 +461,14 @@
         <w:jc w:val="center"/>
         <w:rPr>
           <w:rFonts w:ascii="Times New Roman" w:eastAsia="Times New Roman" w:hAnsi="Times New Roman" w:cs="Times New Roman"/>
-          <w:sz w:val="40"/>
-          <w:szCs w:val="40"/>
-        </w:rPr>
-      </w:pPr>
-      <w:r>
-        <w:rPr>
-          <w:rFonts w:ascii="Times New Roman" w:eastAsia="Times New Roman" w:hAnsi="Times New Roman" w:cs="Times New Roman"/>
-          <w:sz w:val="40"/>
-          <w:szCs w:val="40"/>
-        </w:rPr>
-        <w:t xml:space="preserve"> </w:t>
-      </w:r>
-    </w:p>
-    <w:p>
-      <w:pPr>
-        <w:spacing w:before="240" w:after="240"/>
-        <w:jc w:val="right"/>
-        <w:rPr>
-          <w:rFonts w:ascii="Times New Roman" w:eastAsia="Times New Roman" w:hAnsi="Times New Roman" w:cs="Times New Roman"/>
-        </w:rPr>
-      </w:pPr>
-      <w:r>
-        <w:rPr>
-          <w:rFonts w:ascii="Times New Roman" w:eastAsia="Times New Roman" w:hAnsi="Times New Roman" w:cs="Times New Roman"/>
-        </w:rPr>
-        <w:t>Работу выполнил</w:t>
-      </w:r>
-      <w:r>
-        <w:rPr>
-          <w:rFonts w:ascii="Times New Roman" w:eastAsia="Times New Roman" w:hAnsi="Times New Roman" w:cs="Times New Roman"/>
-        </w:rPr>
-        <w:t>:</w:t>
-      </w:r>
-    </w:p>
-    <w:p>
-      <w:pPr>
-        <w:spacing w:before="240" w:after="240"/>
-        <w:jc w:val="right"/>
-        <w:rPr>
-          <w:rFonts w:ascii="Times New Roman" w:eastAsia="Times New Roman" w:hAnsi="Times New Roman" w:cs="Times New Roman"/>
-        </w:rPr>
-      </w:pPr>
-      <w:r>
-        <w:rPr>
-          <w:rFonts w:ascii="Times New Roman" w:eastAsia="Times New Roman" w:hAnsi="Times New Roman" w:cs="Times New Roman"/>
-          <w:lang w:val="ru-RU"/>
-        </w:rPr>
-        <w:t>Ежелев Г. И.</w:t>
-      </w:r>
-    </w:p>
-    <w:p>
-      <w:pPr>
-        <w:spacing w:before="240" w:after="240"/>
-        <w:jc w:val="right"/>
-        <w:rPr>
-          <w:rFonts w:ascii="Times New Roman" w:eastAsia="Times New Roman" w:hAnsi="Times New Roman" w:cs="Times New Roman"/>
-        </w:rPr>
-      </w:pPr>
-      <w:r>
-        <w:rPr>
-          <w:rFonts w:ascii="Times New Roman" w:eastAsia="Times New Roman" w:hAnsi="Times New Roman" w:cs="Times New Roman"/>
-        </w:rPr>
-        <w:t>Группа:</w:t>
-      </w:r>
-    </w:p>
-    <w:p>
-      <w:pPr>
-        <w:spacing w:before="240" w:after="240"/>
-        <w:jc w:val="right"/>
-        <w:rPr>
-          <w:rFonts w:ascii="Times New Roman" w:eastAsia="Times New Roman" w:hAnsi="Times New Roman" w:cs="Times New Roman"/>
-          <w:lang w:val="ru-RU"/>
-        </w:rPr>
-      </w:pPr>
-      <w:r>
-        <w:rPr>
-          <w:rFonts w:ascii="Times New Roman" w:eastAsia="Times New Roman" w:hAnsi="Times New Roman" w:cs="Times New Roman"/>
-        </w:rPr>
-        <w:t>P3</w:t>
-      </w:r>
-      <w:r>
-        <w:rPr>
-          <w:rFonts w:ascii="Times New Roman" w:eastAsia="Times New Roman" w:hAnsi="Times New Roman" w:cs="Times New Roman"/>
-          <w:lang w:val="ru-RU"/>
-        </w:rPr>
-        <w:t>1</w:t>
-      </w:r>
-      <w:r>
-        <w:rPr>
-          <w:rFonts w:ascii="Times New Roman" w:eastAsia="Times New Roman" w:hAnsi="Times New Roman" w:cs="Times New Roman"/>
-          <w:lang w:val="ru-RU"/>
-        </w:rPr>
-        <w:t>32</w:t>
-      </w:r>
-    </w:p>
-    <w:p>
-      <w:pPr>
-        <w:spacing w:before="240" w:after="240"/>
-        <w:jc w:val="right"/>
-        <w:rPr>
-          <w:rFonts w:ascii="Times New Roman" w:eastAsia="Times New Roman" w:hAnsi="Times New Roman" w:cs="Times New Roman"/>
-        </w:rPr>
-      </w:pPr>
-      <w:r>
-        <w:rPr>
-          <w:rFonts w:ascii="Times New Roman" w:eastAsia="Times New Roman" w:hAnsi="Times New Roman" w:cs="Times New Roman"/>
-        </w:rPr>
-        <w:t>Преподаватель:</w:t>
-      </w:r>
-    </w:p>
-    <w:p>
-      <w:pPr>
-        <w:spacing w:before="240" w:after="240"/>
-        <w:jc w:val="right"/>
-      </w:pPr>
-      <w:r>
-        <w:rPr>
-          <w:rFonts w:ascii="Times New Roman" w:eastAsia="Times New Roman" w:hAnsi="Times New Roman" w:cs="Times New Roman"/>
-        </w:rPr>
-        <w:t xml:space="preserve">                                                                                                      </w:t>
-      </w:r>
-      <w:r>
-        <w:rPr>
-          <w:rFonts w:ascii="Times New Roman" w:eastAsia="Times New Roman" w:hAnsi="Times New Roman" w:cs="Times New Roman"/>
-          <w:lang w:val="ru-RU"/>
-        </w:rPr>
-        <w:t>Гаврилов Антон Валерьевич</w:t>
-      </w:r>
-    </w:p>
-    <w:p>
-      <w:pPr>
-        <w:spacing w:before="240" w:after="240"/>
-      </w:pPr>
-      <w:r>
-        <w:t xml:space="preserve"> </w:t>
-      </w:r>
-    </w:p>
-    <w:p>
-      <w:pPr>
-        <w:spacing w:before="240" w:after="240"/>
-      </w:pPr>
-      <w:r>
-        <w:t xml:space="preserve"> </w:t>
+          <w:lang w:val="ru-RU"/>
+        </w:rPr>
+      </w:pPr>
+      <w:r>
+        <w:rPr>
+          <w:rFonts w:ascii="Times New Roman" w:eastAsia="Times New Roman" w:hAnsi="Times New Roman" w:cs="Times New Roman"/>
+        </w:rPr>
+        <w:t>Санкт-Петербург</w:t>
       </w:r>
     </w:p>
     <w:p>
@@ -468,22 +484,6 @@
         <w:rPr>
           <w:rFonts w:ascii="Times New Roman" w:eastAsia="Times New Roman" w:hAnsi="Times New Roman" w:cs="Times New Roman"/>
         </w:rPr>
-        <w:t>Санкт-Петербург</w:t>
-      </w:r>
-    </w:p>
-    <w:p>
-      <w:pPr>
-        <w:spacing w:before="240" w:after="240"/>
-        <w:jc w:val="center"/>
-        <w:rPr>
-          <w:rFonts w:ascii="Times New Roman" w:eastAsia="Times New Roman" w:hAnsi="Times New Roman" w:cs="Times New Roman"/>
-          <w:lang w:val="ru-RU"/>
-        </w:rPr>
-      </w:pPr>
-      <w:r>
-        <w:rPr>
-          <w:rFonts w:ascii="Times New Roman" w:eastAsia="Times New Roman" w:hAnsi="Times New Roman" w:cs="Times New Roman"/>
-        </w:rPr>
         <w:t>202</w:t>
       </w:r>
       <w:r>
@@ -541,15 +541,14 @@
         <w:rPr>
           <w:rFonts w:ascii="Times New Roman" w:eastAsia="Times New Roman" w:hAnsi="Times New Roman" w:cs="Times New Roman"/>
           <w:b/>
-          <w:noProof/>
           <w:sz w:val="28"/>
           <w:szCs w:val="28"/>
         </w:rPr>
         <w:drawing>
-          <wp:inline distT="0" distB="0" distL="0" distR="0" wp14:anchorId="6DCD7CC6" wp14:editId="08B86E03">
-            <wp:extent cx="4699000" cy="2904022"/>
-            <wp:effectExtent l="0" t="0" r="6350" b="0"/>
-            <wp:docPr id="1073275876" name="Рисунок 1" descr="Изображение выглядит как текст, снимок экрана, Шрифт, документ&#10;&#10;Содержимое, созданное искусственным интеллектом, может быть неверным."/>
+          <wp:inline distT="0" distB="0" distL="0" distR="0" wp14:anchorId="11AA5033" wp14:editId="670A523A">
+            <wp:extent cx="5733415" cy="2175510"/>
+            <wp:effectExtent l="0" t="0" r="635" b="0"/>
+            <wp:docPr id="423402411" name="Рисунок 1"/>
             <wp:cNvGraphicFramePr>
               <a:graphicFrameLocks xmlns:a="http://schemas.openxmlformats.org/drawingml/2006/main" noChangeAspect="1"/>
             </wp:cNvGraphicFramePr>
@@ -557,7 +556,7 @@
               <a:graphicData uri="http://schemas.openxmlformats.org/drawingml/2006/picture">
                 <pic:pic xmlns:pic="http://schemas.openxmlformats.org/drawingml/2006/picture">
                   <pic:nvPicPr>
-                    <pic:cNvPr id="1073275876" name="Рисунок 1" descr="Изображение выглядит как текст, снимок экрана, Шрифт, документ&#10;&#10;Содержимое, созданное искусственным интеллектом, может быть неверным."/>
+                    <pic:cNvPr id="423402411" name=""/>
                     <pic:cNvPicPr/>
                   </pic:nvPicPr>
                   <pic:blipFill>
@@ -569,7 +568,7 @@
                   <pic:spPr>
                     <a:xfrm>
                       <a:off x="0" y="0"/>
-                      <a:ext cx="4708879" cy="2910127"/>
+                      <a:ext cx="5733415" cy="2175510"/>
                     </a:xfrm>
                     <a:prstGeom prst="rect">
                       <a:avLst/>
@@ -593,9 +592,10 @@
           <w:color w:val="212529"/>
           <w:sz w:val="28"/>
           <w:szCs w:val="24"/>
-          <w:highlight w:val="white"/>
-        </w:rPr>
-      </w:pPr>
+          <w:lang w:val="ru-RU"/>
+        </w:rPr>
+      </w:pPr>
+      <w:proofErr w:type="spellStart"/>
       <w:r>
         <w:rPr>
           <w:rFonts w:ascii="Times New Roman" w:eastAsia="Times New Roman" w:hAnsi="Times New Roman" w:cs="Times New Roman"/>
@@ -604,396 +604,29 @@
           <w:sz w:val="28"/>
           <w:szCs w:val="24"/>
           <w:highlight w:val="white"/>
-        </w:rPr>
-        <w:t>Описание предметной области</w:t>
-      </w:r>
-    </w:p>
-    <w:p>
-      <w:pPr>
-        <w:shd w:val="clear" w:color="auto" w:fill="FFFFFF"/>
-        <w:spacing w:line="360" w:lineRule="auto"/>
-        <w:ind w:firstLine="720"/>
-        <w:jc w:val="both"/>
-        <w:rPr>
-          <w:rFonts w:ascii="Times New Roman" w:eastAsia="Times New Roman" w:hAnsi="Times New Roman" w:cs="Times New Roman"/>
-          <w:color w:val="212529"/>
-          <w:sz w:val="24"/>
-          <w:szCs w:val="24"/>
-          <w:lang w:val="ru-RU"/>
-        </w:rPr>
-      </w:pPr>
-      <w:r>
-        <w:rPr>
-          <w:rFonts w:ascii="Times New Roman" w:eastAsia="Times New Roman" w:hAnsi="Times New Roman" w:cs="Times New Roman"/>
-          <w:color w:val="212529"/>
-          <w:sz w:val="24"/>
-          <w:szCs w:val="24"/>
-        </w:rPr>
-        <w:t xml:space="preserve">Меньше всего она могла ожидать вот такого, совершенно обескураживающего, оборота событий. В </w:t>
-      </w:r>
-      <w:proofErr w:type="spellStart"/>
-      <w:r>
-        <w:rPr>
-          <w:rFonts w:ascii="Times New Roman" w:eastAsia="Times New Roman" w:hAnsi="Times New Roman" w:cs="Times New Roman"/>
-          <w:color w:val="212529"/>
-          <w:sz w:val="24"/>
-          <w:szCs w:val="24"/>
-        </w:rPr>
-        <w:t>Диасп</w:t>
+          <w:lang w:val="ru-RU"/>
+        </w:rPr>
+        <w:t>Даталогическая</w:t>
       </w:r>
       <w:proofErr w:type="spellEnd"/>
       <w:r>
         <w:rPr>
           <w:rFonts w:ascii="Times New Roman" w:eastAsia="Times New Roman" w:hAnsi="Times New Roman" w:cs="Times New Roman"/>
-          <w:color w:val="212529"/>
-          <w:sz w:val="24"/>
-          <w:szCs w:val="24"/>
-          <w:lang w:val="ru-RU"/>
-        </w:rPr>
-        <w:t>о</w:t>
-      </w:r>
-      <w:r>
-        <w:rPr>
-          <w:rFonts w:ascii="Times New Roman" w:eastAsia="Times New Roman" w:hAnsi="Times New Roman" w:cs="Times New Roman"/>
-          <w:color w:val="212529"/>
-          <w:sz w:val="24"/>
-          <w:szCs w:val="24"/>
-        </w:rPr>
-        <w:t xml:space="preserve">ре было совсем немного мест, которые не мог бы посетить всяк кому вздумается. </w:t>
-      </w:r>
-      <w:proofErr w:type="spellStart"/>
-      <w:r>
-        <w:rPr>
-          <w:rFonts w:ascii="Times New Roman" w:eastAsia="Times New Roman" w:hAnsi="Times New Roman" w:cs="Times New Roman"/>
-          <w:color w:val="212529"/>
-          <w:sz w:val="24"/>
-          <w:szCs w:val="24"/>
-        </w:rPr>
-        <w:t>Алистра</w:t>
-      </w:r>
-      <w:proofErr w:type="spellEnd"/>
-      <w:r>
-        <w:rPr>
-          <w:rFonts w:ascii="Times New Roman" w:eastAsia="Times New Roman" w:hAnsi="Times New Roman" w:cs="Times New Roman"/>
-          <w:color w:val="212529"/>
-          <w:sz w:val="24"/>
-          <w:szCs w:val="24"/>
-        </w:rPr>
-        <w:t xml:space="preserve"> была совершенно уверена, что у самого-то </w:t>
-      </w:r>
-      <w:proofErr w:type="spellStart"/>
-      <w:r>
-        <w:rPr>
-          <w:rFonts w:ascii="Times New Roman" w:eastAsia="Times New Roman" w:hAnsi="Times New Roman" w:cs="Times New Roman"/>
-          <w:color w:val="212529"/>
-          <w:sz w:val="24"/>
-          <w:szCs w:val="24"/>
-        </w:rPr>
-        <w:t>Олвина</w:t>
-      </w:r>
-      <w:proofErr w:type="spellEnd"/>
-      <w:r>
-        <w:rPr>
-          <w:rFonts w:ascii="Times New Roman" w:eastAsia="Times New Roman" w:hAnsi="Times New Roman" w:cs="Times New Roman"/>
-          <w:color w:val="212529"/>
-          <w:sz w:val="24"/>
-          <w:szCs w:val="24"/>
-        </w:rPr>
-        <w:t xml:space="preserve"> не имелось никакого разрешения от Совета, а это могло только означать, что ему помогает кто-то, кто стоит выше Совета.</w:t>
-      </w:r>
-    </w:p>
-    <w:p>
-      <w:pPr>
-        <w:shd w:val="clear" w:color="auto" w:fill="FFFFFF"/>
-        <w:spacing w:line="360" w:lineRule="auto"/>
-        <w:ind w:firstLine="720"/>
-        <w:jc w:val="both"/>
-        <w:rPr>
-          <w:rFonts w:ascii="Times New Roman" w:eastAsia="Times New Roman" w:hAnsi="Times New Roman" w:cs="Times New Roman"/>
-          <w:color w:val="212529"/>
-          <w:sz w:val="24"/>
-          <w:szCs w:val="24"/>
-          <w:lang w:val="ru-RU"/>
-        </w:rPr>
-      </w:pPr>
-      <w:r>
-        <w:rPr>
-          <w:rFonts w:ascii="Times New Roman" w:eastAsia="Times New Roman" w:hAnsi="Times New Roman" w:cs="Times New Roman"/>
-          <w:color w:val="212529"/>
-          <w:sz w:val="24"/>
-          <w:szCs w:val="24"/>
-          <w:lang w:val="ru-RU"/>
-        </w:rPr>
-        <w:t xml:space="preserve">Пояснение предметной области: </w:t>
-      </w:r>
-      <w:r>
-        <w:rPr>
-          <w:rFonts w:ascii="Times New Roman" w:eastAsia="Times New Roman" w:hAnsi="Times New Roman" w:cs="Times New Roman"/>
-          <w:b/>
-          <w:bCs/>
-          <w:color w:val="212529"/>
-          <w:sz w:val="24"/>
-          <w:szCs w:val="24"/>
-          <w:lang w:val="ru-RU"/>
-        </w:rPr>
-        <w:t>Диаспора</w:t>
-      </w:r>
-      <w:r>
-        <w:rPr>
-          <w:rFonts w:ascii="Times New Roman" w:eastAsia="Times New Roman" w:hAnsi="Times New Roman" w:cs="Times New Roman"/>
-          <w:color w:val="212529"/>
-          <w:sz w:val="24"/>
-          <w:szCs w:val="24"/>
-          <w:lang w:val="ru-RU"/>
-        </w:rPr>
-        <w:t xml:space="preserve"> – список </w:t>
-      </w:r>
-      <w:r>
-        <w:rPr>
-          <w:rFonts w:ascii="Times New Roman" w:eastAsia="Times New Roman" w:hAnsi="Times New Roman" w:cs="Times New Roman"/>
-          <w:b/>
-          <w:bCs/>
-          <w:color w:val="212529"/>
-          <w:sz w:val="24"/>
-          <w:szCs w:val="24"/>
-          <w:lang w:val="ru-RU"/>
-        </w:rPr>
-        <w:t>всех людей</w:t>
-      </w:r>
-      <w:r>
-        <w:rPr>
-          <w:rFonts w:ascii="Times New Roman" w:eastAsia="Times New Roman" w:hAnsi="Times New Roman" w:cs="Times New Roman"/>
-          <w:color w:val="212529"/>
-          <w:sz w:val="24"/>
-          <w:szCs w:val="24"/>
-          <w:lang w:val="ru-RU"/>
-        </w:rPr>
-        <w:t>. Других диаспор предполагаем не существует (</w:t>
-      </w:r>
-      <w:proofErr w:type="gramStart"/>
-      <w:r>
-        <w:rPr>
-          <w:rFonts w:ascii="Times New Roman" w:eastAsia="Times New Roman" w:hAnsi="Times New Roman" w:cs="Times New Roman"/>
-          <w:color w:val="212529"/>
-          <w:sz w:val="24"/>
-          <w:szCs w:val="24"/>
-          <w:lang w:val="ru-RU"/>
-        </w:rPr>
-        <w:t>например</w:t>
-      </w:r>
-      <w:proofErr w:type="gramEnd"/>
-      <w:r>
-        <w:rPr>
-          <w:rFonts w:ascii="Times New Roman" w:eastAsia="Times New Roman" w:hAnsi="Times New Roman" w:cs="Times New Roman"/>
-          <w:color w:val="212529"/>
-          <w:sz w:val="24"/>
-          <w:szCs w:val="24"/>
-          <w:lang w:val="ru-RU"/>
-        </w:rPr>
-        <w:t xml:space="preserve"> сценарий постапокалипсиса). </w:t>
-      </w:r>
-      <w:r>
-        <w:rPr>
-          <w:rFonts w:ascii="Times New Roman" w:eastAsia="Times New Roman" w:hAnsi="Times New Roman" w:cs="Times New Roman"/>
-          <w:b/>
-          <w:bCs/>
-          <w:color w:val="212529"/>
-          <w:sz w:val="24"/>
-          <w:szCs w:val="24"/>
-          <w:lang w:val="ru-RU"/>
-        </w:rPr>
-        <w:t>Работы</w:t>
-      </w:r>
-      <w:r>
-        <w:rPr>
-          <w:rFonts w:ascii="Times New Roman" w:eastAsia="Times New Roman" w:hAnsi="Times New Roman" w:cs="Times New Roman"/>
-          <w:color w:val="212529"/>
-          <w:sz w:val="24"/>
-          <w:szCs w:val="24"/>
-          <w:lang w:val="ru-RU"/>
-        </w:rPr>
-        <w:t xml:space="preserve"> – список работ, которые могут выполняться людьми, предполагают длительное сотрудничество, один человек, как и в реальной жизни, может работать на нескольких работах. </w:t>
-      </w:r>
-      <w:r>
-        <w:rPr>
-          <w:rFonts w:ascii="Times New Roman" w:eastAsia="Times New Roman" w:hAnsi="Times New Roman" w:cs="Times New Roman"/>
-          <w:b/>
-          <w:bCs/>
-          <w:color w:val="212529"/>
-          <w:sz w:val="24"/>
-          <w:szCs w:val="24"/>
-          <w:lang w:val="ru-RU"/>
-        </w:rPr>
-        <w:t>Места</w:t>
-      </w:r>
-      <w:r>
-        <w:rPr>
-          <w:rFonts w:ascii="Times New Roman" w:eastAsia="Times New Roman" w:hAnsi="Times New Roman" w:cs="Times New Roman"/>
-          <w:color w:val="212529"/>
-          <w:sz w:val="24"/>
-          <w:szCs w:val="24"/>
-          <w:lang w:val="ru-RU"/>
-        </w:rPr>
-        <w:t xml:space="preserve"> – некоторый набор территорий, человек из диаспоры имеет доступ к некоторому количеству этих мест, робот привязан к одному месту и там дислоцируется. </w:t>
-      </w:r>
-      <w:r>
-        <w:rPr>
-          <w:rFonts w:ascii="Times New Roman" w:eastAsia="Times New Roman" w:hAnsi="Times New Roman" w:cs="Times New Roman"/>
-          <w:b/>
-          <w:bCs/>
-          <w:color w:val="212529"/>
-          <w:sz w:val="24"/>
-          <w:szCs w:val="24"/>
-          <w:lang w:val="ru-RU"/>
-        </w:rPr>
-        <w:t>Задачи</w:t>
-      </w:r>
-      <w:r>
-        <w:rPr>
-          <w:rFonts w:ascii="Times New Roman" w:eastAsia="Times New Roman" w:hAnsi="Times New Roman" w:cs="Times New Roman"/>
-          <w:color w:val="212529"/>
-          <w:sz w:val="24"/>
-          <w:szCs w:val="24"/>
-          <w:lang w:val="ru-RU"/>
-        </w:rPr>
-        <w:t xml:space="preserve"> – мелкие атомарные действия, которые выполняются роботом. Поскольку робот не может сам декомпозировать свои дела на мелкие задачи – хранится отдельный список задач для роботов. </w:t>
-      </w:r>
-      <w:r>
-        <w:rPr>
-          <w:rFonts w:ascii="Times New Roman" w:eastAsia="Times New Roman" w:hAnsi="Times New Roman" w:cs="Times New Roman"/>
-          <w:color w:val="212529"/>
-          <w:sz w:val="24"/>
-          <w:szCs w:val="24"/>
-          <w:lang w:val="ru-RU"/>
-        </w:rPr>
-        <w:t xml:space="preserve">Задачи роботов и список работ у людей – </w:t>
-      </w:r>
-      <w:r>
-        <w:rPr>
-          <w:rFonts w:ascii="Times New Roman" w:eastAsia="Times New Roman" w:hAnsi="Times New Roman" w:cs="Times New Roman"/>
-          <w:color w:val="212529"/>
-          <w:sz w:val="24"/>
-          <w:szCs w:val="24"/>
-          <w:u w:val="single"/>
-          <w:lang w:val="ru-RU"/>
-        </w:rPr>
-        <w:t>разные непересекающиеся списки</w:t>
-      </w:r>
-      <w:r>
-        <w:rPr>
-          <w:rFonts w:ascii="Times New Roman" w:eastAsia="Times New Roman" w:hAnsi="Times New Roman" w:cs="Times New Roman"/>
-          <w:color w:val="212529"/>
-          <w:sz w:val="24"/>
-          <w:szCs w:val="24"/>
-          <w:lang w:val="ru-RU"/>
-        </w:rPr>
-        <w:t xml:space="preserve">. </w:t>
-      </w:r>
-      <w:r>
-        <w:rPr>
-          <w:rFonts w:ascii="Times New Roman" w:eastAsia="Times New Roman" w:hAnsi="Times New Roman" w:cs="Times New Roman"/>
-          <w:b/>
-          <w:bCs/>
-          <w:color w:val="212529"/>
-          <w:sz w:val="24"/>
-          <w:szCs w:val="24"/>
-          <w:lang w:val="ru-RU"/>
-        </w:rPr>
-        <w:t>Совет</w:t>
-      </w:r>
-      <w:r>
-        <w:rPr>
-          <w:rFonts w:ascii="Times New Roman" w:eastAsia="Times New Roman" w:hAnsi="Times New Roman" w:cs="Times New Roman"/>
-          <w:color w:val="212529"/>
-          <w:sz w:val="24"/>
-          <w:szCs w:val="24"/>
-          <w:lang w:val="ru-RU"/>
-        </w:rPr>
-        <w:t xml:space="preserve"> – некоторый набор людей (единственный!), осуществляющий власть, у членов совета есть свой ранг, титул и дата присоединения.</w:t>
-      </w:r>
-      <w:r>
-        <w:rPr>
-          <w:rFonts w:ascii="Times New Roman" w:eastAsia="Times New Roman" w:hAnsi="Times New Roman" w:cs="Times New Roman"/>
-          <w:color w:val="212529"/>
-          <w:sz w:val="24"/>
-          <w:szCs w:val="24"/>
-          <w:lang w:val="ru-RU"/>
-        </w:rPr>
-        <w:t xml:space="preserve"> Также отдельно </w:t>
-      </w:r>
-      <w:r>
-        <w:rPr>
-          <w:rFonts w:ascii="Times New Roman" w:eastAsia="Times New Roman" w:hAnsi="Times New Roman" w:cs="Times New Roman"/>
-          <w:b/>
-          <w:bCs/>
-          <w:color w:val="212529"/>
-          <w:sz w:val="24"/>
-          <w:szCs w:val="24"/>
-          <w:lang w:val="ru-RU"/>
-        </w:rPr>
-        <w:t>хранятся типы роботов</w:t>
-      </w:r>
-      <w:r>
-        <w:rPr>
-          <w:rFonts w:ascii="Times New Roman" w:eastAsia="Times New Roman" w:hAnsi="Times New Roman" w:cs="Times New Roman"/>
-          <w:color w:val="212529"/>
-          <w:sz w:val="24"/>
-          <w:szCs w:val="24"/>
-          <w:lang w:val="ru-RU"/>
-        </w:rPr>
-        <w:t>, с их названиями и описанием.</w:t>
-      </w:r>
-    </w:p>
-    <w:p>
-      <w:pPr>
-        <w:rPr>
-          <w:rFonts w:ascii="Times New Roman" w:eastAsia="Times New Roman" w:hAnsi="Times New Roman" w:cs="Times New Roman"/>
-          <w:color w:val="212529"/>
-          <w:sz w:val="24"/>
-          <w:szCs w:val="24"/>
-          <w:lang w:val="ru-RU"/>
-        </w:rPr>
-      </w:pPr>
-      <w:r>
-        <w:rPr>
-          <w:rFonts w:ascii="Times New Roman" w:eastAsia="Times New Roman" w:hAnsi="Times New Roman" w:cs="Times New Roman"/>
-          <w:color w:val="212529"/>
-          <w:sz w:val="24"/>
-          <w:szCs w:val="24"/>
-          <w:lang w:val="ru-RU"/>
-        </w:rPr>
-        <w:br w:type="page"/>
-      </w:r>
-    </w:p>
-    <w:p>
-      <w:pPr>
-        <w:shd w:val="clear" w:color="auto" w:fill="FFFFFF"/>
-        <w:spacing w:line="360" w:lineRule="auto"/>
-        <w:ind w:firstLine="720"/>
-        <w:jc w:val="both"/>
-        <w:rPr>
-          <w:rFonts w:ascii="Times New Roman" w:eastAsia="Times New Roman" w:hAnsi="Times New Roman" w:cs="Times New Roman"/>
-          <w:color w:val="212529"/>
-          <w:sz w:val="24"/>
-          <w:szCs w:val="24"/>
-          <w:lang w:val="ru-RU"/>
-        </w:rPr>
-      </w:pPr>
-    </w:p>
-    <w:p>
-      <w:pPr>
-        <w:shd w:val="clear" w:color="auto" w:fill="FFFFFF"/>
-        <w:spacing w:after="240" w:line="360" w:lineRule="auto"/>
-        <w:jc w:val="center"/>
-        <w:rPr>
-          <w:rFonts w:ascii="Times New Roman" w:eastAsia="Times New Roman" w:hAnsi="Times New Roman" w:cs="Times New Roman"/>
+          <w:b/>
           <w:color w:val="212529"/>
           <w:sz w:val="28"/>
           <w:szCs w:val="24"/>
           <w:highlight w:val="white"/>
-        </w:rPr>
-      </w:pPr>
-      <w:r>
+          <w:lang w:val="ru-RU"/>
+        </w:rPr>
+        <w:t xml:space="preserve"> модель</w:t>
+      </w:r>
+    </w:p>
+    <w:p>
+      <w:pPr>
+        <w:shd w:val="clear" w:color="auto" w:fill="FFFFFF"/>
+        <w:spacing w:before="360" w:after="240" w:line="360" w:lineRule="auto"/>
+        <w:jc w:val="center"/>
         <w:rPr>
           <w:rFonts w:ascii="Times New Roman" w:eastAsia="Times New Roman" w:hAnsi="Times New Roman" w:cs="Times New Roman"/>
           <w:b/>
@@ -1001,535 +634,23 @@
           <w:sz w:val="28"/>
           <w:szCs w:val="24"/>
           <w:highlight w:val="white"/>
-        </w:rPr>
-        <w:t>Список сущностей</w:t>
-      </w:r>
-    </w:p>
-    <w:p>
-      <w:pPr>
-        <w:spacing w:line="360" w:lineRule="auto"/>
-        <w:jc w:val="both"/>
-        <w:rPr>
-          <w:rFonts w:ascii="Times New Roman" w:eastAsia="Times New Roman" w:hAnsi="Times New Roman" w:cs="Times New Roman"/>
-          <w:b/>
-          <w:color w:val="212529"/>
-          <w:sz w:val="24"/>
-          <w:szCs w:val="24"/>
-          <w:highlight w:val="white"/>
-        </w:rPr>
-      </w:pPr>
-      <w:r>
-        <w:rPr>
-          <w:rFonts w:ascii="Times New Roman" w:eastAsia="Times New Roman" w:hAnsi="Times New Roman" w:cs="Times New Roman"/>
-          <w:b/>
-          <w:color w:val="212529"/>
-          <w:sz w:val="24"/>
-          <w:szCs w:val="24"/>
-          <w:highlight w:val="white"/>
-        </w:rPr>
-        <w:t>Стержневые</w:t>
-      </w:r>
-      <w:r>
-        <w:rPr>
-          <w:rFonts w:ascii="Times New Roman" w:eastAsia="Times New Roman" w:hAnsi="Times New Roman" w:cs="Times New Roman"/>
-          <w:b/>
-          <w:color w:val="212529"/>
-          <w:sz w:val="24"/>
-          <w:szCs w:val="24"/>
-          <w:highlight w:val="white"/>
-          <w:lang w:val="ru-RU"/>
-        </w:rPr>
-        <w:t>:</w:t>
-      </w:r>
-      <w:r>
-        <w:rPr>
-          <w:rFonts w:ascii="Times New Roman" w:eastAsia="Times New Roman" w:hAnsi="Times New Roman" w:cs="Times New Roman"/>
-          <w:b/>
-          <w:color w:val="212529"/>
-          <w:sz w:val="24"/>
-          <w:szCs w:val="24"/>
-          <w:highlight w:val="white"/>
-        </w:rPr>
-        <w:t xml:space="preserve"> </w:t>
-      </w:r>
-    </w:p>
-    <w:p>
-      <w:pPr>
-        <w:spacing w:line="360" w:lineRule="auto"/>
-        <w:jc w:val="both"/>
-        <w:rPr>
-          <w:rFonts w:ascii="Times New Roman" w:eastAsia="Times New Roman" w:hAnsi="Times New Roman" w:cs="Times New Roman"/>
-          <w:color w:val="212529"/>
-          <w:sz w:val="24"/>
-          <w:szCs w:val="24"/>
-          <w:lang w:val="ru-RU"/>
-        </w:rPr>
-      </w:pPr>
-      <w:r>
-        <w:rPr>
-          <w:rFonts w:ascii="Times New Roman" w:eastAsia="Times New Roman" w:hAnsi="Times New Roman" w:cs="Times New Roman"/>
-          <w:color w:val="212529"/>
-          <w:sz w:val="24"/>
-          <w:szCs w:val="24"/>
-          <w:highlight w:val="white"/>
-        </w:rPr>
-        <w:tab/>
-      </w:r>
-      <w:r>
-        <w:rPr>
-          <w:rFonts w:ascii="Times New Roman" w:eastAsia="Times New Roman" w:hAnsi="Times New Roman" w:cs="Times New Roman"/>
-          <w:color w:val="212529"/>
-          <w:sz w:val="24"/>
-          <w:szCs w:val="24"/>
-          <w:lang w:val="ru-RU"/>
-        </w:rPr>
-        <w:t xml:space="preserve">Диаспора – </w:t>
-      </w:r>
-      <w:r>
-        <w:rPr>
-          <w:rFonts w:ascii="Times New Roman" w:eastAsia="Times New Roman" w:hAnsi="Times New Roman" w:cs="Times New Roman"/>
-          <w:color w:val="212529"/>
-          <w:sz w:val="24"/>
-          <w:szCs w:val="24"/>
-          <w:lang w:val="en-US"/>
-        </w:rPr>
-        <w:t>id</w:t>
-      </w:r>
-      <w:r>
-        <w:rPr>
-          <w:rFonts w:ascii="Times New Roman" w:eastAsia="Times New Roman" w:hAnsi="Times New Roman" w:cs="Times New Roman"/>
-          <w:color w:val="212529"/>
-          <w:sz w:val="24"/>
-          <w:szCs w:val="24"/>
-          <w:lang w:val="ru-RU"/>
-        </w:rPr>
-        <w:t xml:space="preserve">, </w:t>
-      </w:r>
-      <w:r>
-        <w:rPr>
-          <w:rFonts w:ascii="Times New Roman" w:eastAsia="Times New Roman" w:hAnsi="Times New Roman" w:cs="Times New Roman"/>
-          <w:color w:val="212529"/>
-          <w:sz w:val="24"/>
-          <w:szCs w:val="24"/>
-          <w:lang w:val="ru-RU"/>
-        </w:rPr>
-        <w:t>имя, возраст</w:t>
-      </w:r>
-      <w:r>
-        <w:rPr>
-          <w:rFonts w:ascii="Times New Roman" w:eastAsia="Times New Roman" w:hAnsi="Times New Roman" w:cs="Times New Roman"/>
-          <w:color w:val="212529"/>
-          <w:sz w:val="24"/>
-          <w:szCs w:val="24"/>
-          <w:lang w:val="ru-RU"/>
-        </w:rPr>
-        <w:t xml:space="preserve"> и сила</w:t>
-      </w:r>
-    </w:p>
-    <w:p>
-      <w:pPr>
-        <w:spacing w:line="360" w:lineRule="auto"/>
-        <w:jc w:val="both"/>
-        <w:rPr>
-          <w:rFonts w:ascii="Times New Roman" w:eastAsia="Times New Roman" w:hAnsi="Times New Roman" w:cs="Times New Roman"/>
-          <w:color w:val="212529"/>
-          <w:sz w:val="24"/>
-          <w:szCs w:val="24"/>
-          <w:lang w:val="ru-RU"/>
-        </w:rPr>
-      </w:pPr>
-      <w:r>
-        <w:rPr>
-          <w:rFonts w:ascii="Times New Roman" w:eastAsia="Times New Roman" w:hAnsi="Times New Roman" w:cs="Times New Roman"/>
-          <w:color w:val="212529"/>
-          <w:sz w:val="24"/>
-          <w:szCs w:val="24"/>
-          <w:lang w:val="ru-RU"/>
-        </w:rPr>
-        <w:tab/>
-        <w:t xml:space="preserve">Работы – </w:t>
-      </w:r>
-      <w:r>
-        <w:rPr>
-          <w:rFonts w:ascii="Times New Roman" w:eastAsia="Times New Roman" w:hAnsi="Times New Roman" w:cs="Times New Roman"/>
-          <w:color w:val="212529"/>
-          <w:sz w:val="24"/>
-          <w:szCs w:val="24"/>
-          <w:lang w:val="en-US"/>
-        </w:rPr>
-        <w:t>id</w:t>
-      </w:r>
-      <w:r>
-        <w:rPr>
-          <w:rFonts w:ascii="Times New Roman" w:eastAsia="Times New Roman" w:hAnsi="Times New Roman" w:cs="Times New Roman"/>
-          <w:color w:val="212529"/>
-          <w:sz w:val="24"/>
-          <w:szCs w:val="24"/>
-          <w:lang w:val="ru-RU"/>
-        </w:rPr>
-        <w:t xml:space="preserve">, </w:t>
-      </w:r>
-      <w:r>
-        <w:rPr>
-          <w:rFonts w:ascii="Times New Roman" w:eastAsia="Times New Roman" w:hAnsi="Times New Roman" w:cs="Times New Roman"/>
-          <w:color w:val="212529"/>
-          <w:sz w:val="24"/>
-          <w:szCs w:val="24"/>
-          <w:lang w:val="ru-RU"/>
-        </w:rPr>
-        <w:t>название, описание, зарплата</w:t>
-      </w:r>
-    </w:p>
-    <w:p>
-      <w:pPr>
-        <w:spacing w:line="360" w:lineRule="auto"/>
-        <w:jc w:val="both"/>
-        <w:rPr>
-          <w:rFonts w:ascii="Times New Roman" w:eastAsia="Times New Roman" w:hAnsi="Times New Roman" w:cs="Times New Roman"/>
-          <w:color w:val="212529"/>
-          <w:sz w:val="24"/>
-          <w:szCs w:val="24"/>
-          <w:lang w:val="ru-RU"/>
-        </w:rPr>
-      </w:pPr>
-      <w:r>
-        <w:rPr>
-          <w:rFonts w:ascii="Times New Roman" w:eastAsia="Times New Roman" w:hAnsi="Times New Roman" w:cs="Times New Roman"/>
-          <w:color w:val="212529"/>
-          <w:sz w:val="24"/>
-          <w:szCs w:val="24"/>
-          <w:lang w:val="ru-RU"/>
-        </w:rPr>
-        <w:tab/>
-        <w:t xml:space="preserve">Места – </w:t>
-      </w:r>
-      <w:r>
-        <w:rPr>
-          <w:rFonts w:ascii="Times New Roman" w:eastAsia="Times New Roman" w:hAnsi="Times New Roman" w:cs="Times New Roman"/>
-          <w:color w:val="212529"/>
-          <w:sz w:val="24"/>
-          <w:szCs w:val="24"/>
-          <w:lang w:val="en-US"/>
-        </w:rPr>
-        <w:t>id</w:t>
-      </w:r>
-      <w:r>
-        <w:rPr>
-          <w:rFonts w:ascii="Times New Roman" w:eastAsia="Times New Roman" w:hAnsi="Times New Roman" w:cs="Times New Roman"/>
-          <w:color w:val="212529"/>
-          <w:sz w:val="24"/>
-          <w:szCs w:val="24"/>
-          <w:lang w:val="ru-RU"/>
-        </w:rPr>
-        <w:t xml:space="preserve">, </w:t>
-      </w:r>
-      <w:r>
-        <w:rPr>
-          <w:rFonts w:ascii="Times New Roman" w:eastAsia="Times New Roman" w:hAnsi="Times New Roman" w:cs="Times New Roman"/>
-          <w:color w:val="212529"/>
-          <w:sz w:val="24"/>
-          <w:szCs w:val="24"/>
-          <w:lang w:val="ru-RU"/>
-        </w:rPr>
-        <w:t>название, описание</w:t>
-      </w:r>
-    </w:p>
-    <w:p>
-      <w:pPr>
-        <w:spacing w:line="360" w:lineRule="auto"/>
-        <w:jc w:val="both"/>
-        <w:rPr>
-          <w:rFonts w:ascii="Times New Roman" w:eastAsia="Times New Roman" w:hAnsi="Times New Roman" w:cs="Times New Roman"/>
-          <w:color w:val="212529"/>
-          <w:sz w:val="24"/>
-          <w:szCs w:val="24"/>
-          <w:lang w:val="ru-RU"/>
-        </w:rPr>
-      </w:pPr>
-      <w:r>
-        <w:rPr>
-          <w:rFonts w:ascii="Times New Roman" w:eastAsia="Times New Roman" w:hAnsi="Times New Roman" w:cs="Times New Roman"/>
-          <w:color w:val="212529"/>
-          <w:sz w:val="24"/>
-          <w:szCs w:val="24"/>
-          <w:lang w:val="ru-RU"/>
-        </w:rPr>
-        <w:tab/>
-        <w:t xml:space="preserve">Роботы – </w:t>
-      </w:r>
-      <w:r>
-        <w:rPr>
-          <w:rFonts w:ascii="Times New Roman" w:eastAsia="Times New Roman" w:hAnsi="Times New Roman" w:cs="Times New Roman"/>
-          <w:color w:val="212529"/>
-          <w:sz w:val="24"/>
-          <w:szCs w:val="24"/>
-          <w:lang w:val="en-US"/>
-        </w:rPr>
-        <w:t>id</w:t>
-      </w:r>
-      <w:r>
-        <w:rPr>
-          <w:rFonts w:ascii="Times New Roman" w:eastAsia="Times New Roman" w:hAnsi="Times New Roman" w:cs="Times New Roman"/>
-          <w:color w:val="212529"/>
-          <w:sz w:val="24"/>
-          <w:szCs w:val="24"/>
-          <w:lang w:val="ru-RU"/>
-        </w:rPr>
-        <w:t xml:space="preserve">, </w:t>
-      </w:r>
-      <w:r>
-        <w:rPr>
-          <w:rFonts w:ascii="Times New Roman" w:eastAsia="Times New Roman" w:hAnsi="Times New Roman" w:cs="Times New Roman"/>
-          <w:color w:val="212529"/>
-          <w:sz w:val="24"/>
-          <w:szCs w:val="24"/>
-          <w:lang w:val="ru-RU"/>
-        </w:rPr>
-        <w:t>название, тип робота, рабочее место, дата создания и мощность</w:t>
-      </w:r>
-    </w:p>
-    <w:p>
-      <w:pPr>
-        <w:spacing w:line="360" w:lineRule="auto"/>
-        <w:jc w:val="both"/>
-        <w:rPr>
-          <w:rFonts w:ascii="Times New Roman" w:eastAsia="Times New Roman" w:hAnsi="Times New Roman" w:cs="Times New Roman"/>
-          <w:color w:val="212529"/>
-          <w:sz w:val="24"/>
-          <w:szCs w:val="24"/>
-          <w:lang w:val="ru-RU"/>
-        </w:rPr>
-      </w:pPr>
-      <w:r>
-        <w:rPr>
-          <w:rFonts w:ascii="Times New Roman" w:eastAsia="Times New Roman" w:hAnsi="Times New Roman" w:cs="Times New Roman"/>
-          <w:color w:val="212529"/>
-          <w:sz w:val="24"/>
-          <w:szCs w:val="24"/>
-          <w:lang w:val="ru-RU"/>
-        </w:rPr>
-        <w:tab/>
-        <w:t xml:space="preserve">Задачи – </w:t>
-      </w:r>
-      <w:r>
-        <w:rPr>
-          <w:rFonts w:ascii="Times New Roman" w:eastAsia="Times New Roman" w:hAnsi="Times New Roman" w:cs="Times New Roman"/>
-          <w:color w:val="212529"/>
-          <w:sz w:val="24"/>
-          <w:szCs w:val="24"/>
-          <w:lang w:val="en-US"/>
-        </w:rPr>
-        <w:t>id</w:t>
-      </w:r>
-      <w:r>
-        <w:rPr>
-          <w:rFonts w:ascii="Times New Roman" w:eastAsia="Times New Roman" w:hAnsi="Times New Roman" w:cs="Times New Roman"/>
-          <w:color w:val="212529"/>
-          <w:sz w:val="24"/>
-          <w:szCs w:val="24"/>
-          <w:lang w:val="ru-RU"/>
-        </w:rPr>
-        <w:t xml:space="preserve">, </w:t>
-      </w:r>
-      <w:r>
-        <w:rPr>
-          <w:rFonts w:ascii="Times New Roman" w:eastAsia="Times New Roman" w:hAnsi="Times New Roman" w:cs="Times New Roman"/>
-          <w:color w:val="212529"/>
-          <w:sz w:val="24"/>
-          <w:szCs w:val="24"/>
-          <w:lang w:val="ru-RU"/>
-        </w:rPr>
-        <w:t>название, описание, требуемая мощность</w:t>
-      </w:r>
-    </w:p>
-    <w:p>
-      <w:pPr>
-        <w:spacing w:line="360" w:lineRule="auto"/>
-        <w:jc w:val="both"/>
-        <w:rPr>
-          <w:rFonts w:ascii="Times New Roman" w:eastAsia="Times New Roman" w:hAnsi="Times New Roman" w:cs="Times New Roman"/>
-          <w:b/>
-          <w:color w:val="212529"/>
-          <w:sz w:val="24"/>
-          <w:szCs w:val="24"/>
-          <w:highlight w:val="white"/>
-          <w:lang w:val="ru-RU"/>
-        </w:rPr>
-      </w:pPr>
-      <w:r>
-        <w:rPr>
-          <w:rFonts w:ascii="Times New Roman" w:eastAsia="Times New Roman" w:hAnsi="Times New Roman" w:cs="Times New Roman"/>
-          <w:b/>
-          <w:color w:val="212529"/>
-          <w:sz w:val="24"/>
-          <w:szCs w:val="24"/>
-          <w:highlight w:val="white"/>
-        </w:rPr>
-        <w:t>Характеристические</w:t>
-      </w:r>
-      <w:r>
-        <w:rPr>
-          <w:rFonts w:ascii="Times New Roman" w:eastAsia="Times New Roman" w:hAnsi="Times New Roman" w:cs="Times New Roman"/>
-          <w:b/>
-          <w:color w:val="212529"/>
-          <w:sz w:val="24"/>
-          <w:szCs w:val="24"/>
-          <w:highlight w:val="white"/>
-          <w:lang w:val="ru-RU"/>
-        </w:rPr>
-        <w:t>:</w:t>
-      </w:r>
-    </w:p>
-    <w:p>
-      <w:pPr>
-        <w:spacing w:line="360" w:lineRule="auto"/>
-        <w:jc w:val="both"/>
-        <w:rPr>
-          <w:rFonts w:ascii="Times New Roman" w:eastAsia="Times New Roman" w:hAnsi="Times New Roman" w:cs="Times New Roman"/>
-          <w:color w:val="212529"/>
-          <w:sz w:val="24"/>
-          <w:szCs w:val="24"/>
-          <w:highlight w:val="white"/>
-          <w:lang w:val="ru-RU"/>
-        </w:rPr>
-      </w:pPr>
-      <w:r>
-        <w:rPr>
-          <w:rFonts w:ascii="Times New Roman" w:eastAsia="Times New Roman" w:hAnsi="Times New Roman" w:cs="Times New Roman"/>
-          <w:color w:val="212529"/>
-          <w:sz w:val="24"/>
-          <w:szCs w:val="24"/>
-          <w:highlight w:val="white"/>
-          <w:lang w:val="ru-RU"/>
-        </w:rPr>
-        <w:tab/>
-      </w:r>
-      <w:r>
-        <w:rPr>
-          <w:rFonts w:ascii="Times New Roman" w:eastAsia="Times New Roman" w:hAnsi="Times New Roman" w:cs="Times New Roman"/>
-          <w:color w:val="212529"/>
-          <w:sz w:val="24"/>
-          <w:szCs w:val="24"/>
-          <w:highlight w:val="white"/>
-          <w:lang w:val="ru-RU"/>
-        </w:rPr>
-        <w:t xml:space="preserve">Совет – </w:t>
-      </w:r>
-      <w:r>
-        <w:rPr>
-          <w:rFonts w:ascii="Times New Roman" w:eastAsia="Times New Roman" w:hAnsi="Times New Roman" w:cs="Times New Roman"/>
-          <w:color w:val="212529"/>
-          <w:sz w:val="24"/>
-          <w:szCs w:val="24"/>
-          <w:highlight w:val="white"/>
-          <w:lang w:val="en-US"/>
-        </w:rPr>
-        <w:t>id</w:t>
-      </w:r>
-      <w:r>
-        <w:rPr>
-          <w:rFonts w:ascii="Times New Roman" w:eastAsia="Times New Roman" w:hAnsi="Times New Roman" w:cs="Times New Roman"/>
-          <w:color w:val="212529"/>
-          <w:sz w:val="24"/>
-          <w:szCs w:val="24"/>
-          <w:highlight w:val="white"/>
-          <w:lang w:val="ru-RU"/>
-        </w:rPr>
-        <w:t xml:space="preserve">, </w:t>
-      </w:r>
-      <w:r>
-        <w:rPr>
-          <w:rFonts w:ascii="Times New Roman" w:eastAsia="Times New Roman" w:hAnsi="Times New Roman" w:cs="Times New Roman"/>
-          <w:color w:val="212529"/>
-          <w:sz w:val="24"/>
-          <w:szCs w:val="24"/>
-          <w:highlight w:val="white"/>
-          <w:lang w:val="ru-RU"/>
-        </w:rPr>
-        <w:t>ранг консула, имя консула, дата присоединения</w:t>
-      </w:r>
-    </w:p>
-    <w:p>
-      <w:pPr>
-        <w:spacing w:line="360" w:lineRule="auto"/>
-        <w:jc w:val="both"/>
-        <w:rPr>
-          <w:rFonts w:ascii="Times New Roman" w:eastAsia="Times New Roman" w:hAnsi="Times New Roman" w:cs="Times New Roman"/>
-          <w:color w:val="212529"/>
-          <w:sz w:val="24"/>
-          <w:szCs w:val="24"/>
-          <w:highlight w:val="white"/>
-          <w:lang w:val="ru-RU"/>
-        </w:rPr>
-      </w:pPr>
-      <w:r>
-        <w:rPr>
-          <w:rFonts w:ascii="Times New Roman" w:eastAsia="Times New Roman" w:hAnsi="Times New Roman" w:cs="Times New Roman"/>
-          <w:color w:val="212529"/>
-          <w:sz w:val="24"/>
-          <w:szCs w:val="24"/>
-          <w:highlight w:val="white"/>
-          <w:lang w:val="ru-RU"/>
-        </w:rPr>
-        <w:tab/>
-        <w:t>Тип робота – Название типа, описание</w:t>
-      </w:r>
-    </w:p>
-    <w:p>
-      <w:pPr>
-        <w:shd w:val="clear" w:color="auto" w:fill="FFFFFF"/>
-        <w:spacing w:after="240" w:line="360" w:lineRule="auto"/>
-        <w:jc w:val="center"/>
-        <w:rPr>
-          <w:rFonts w:ascii="Times New Roman" w:eastAsia="Times New Roman" w:hAnsi="Times New Roman" w:cs="Times New Roman"/>
-          <w:b/>
+          <w:lang w:val="ru-RU"/>
+        </w:rPr>
+      </w:pPr>
+      <w:r>
+        <w:rPr>
+          <w:rFonts w:ascii="Times New Roman" w:eastAsia="Times New Roman" w:hAnsi="Times New Roman" w:cs="Times New Roman"/>
+          <w:b/>
+          <w:noProof/>
           <w:color w:val="212529"/>
           <w:sz w:val="28"/>
           <w:szCs w:val="24"/>
-          <w:highlight w:val="white"/>
-        </w:rPr>
-      </w:pPr>
-      <w:r>
-        <w:rPr>
-          <w:rFonts w:ascii="Times New Roman" w:eastAsia="Times New Roman" w:hAnsi="Times New Roman" w:cs="Times New Roman"/>
-          <w:b/>
-          <w:color w:val="212529"/>
-          <w:sz w:val="28"/>
-          <w:szCs w:val="24"/>
-          <w:highlight w:val="white"/>
-        </w:rPr>
-        <w:t>Инфологическая модель</w:t>
-      </w:r>
-    </w:p>
-    <w:p>
-      <w:pPr>
-        <w:shd w:val="clear" w:color="auto" w:fill="FFFFFF"/>
-        <w:spacing w:after="240"/>
-        <w:ind w:left="-283" w:right="-324"/>
-        <w:jc w:val="center"/>
-        <w:rPr>
-          <w:rFonts w:ascii="Times New Roman" w:eastAsia="Times New Roman" w:hAnsi="Times New Roman" w:cs="Times New Roman"/>
-          <w:b/>
-          <w:color w:val="212529"/>
-          <w:sz w:val="24"/>
-          <w:szCs w:val="24"/>
-          <w:highlight w:val="white"/>
-        </w:rPr>
-      </w:pPr>
-      <w:r>
-        <w:rPr>
-          <w:rFonts w:ascii="Times New Roman" w:eastAsia="Times New Roman" w:hAnsi="Times New Roman" w:cs="Times New Roman"/>
-          <w:b/>
-          <w:noProof/>
-          <w:color w:val="212529"/>
-          <w:sz w:val="24"/>
-          <w:szCs w:val="24"/>
         </w:rPr>
         <w:drawing>
-          <wp:inline distT="0" distB="0" distL="0" distR="0" wp14:anchorId="2350D6F8" wp14:editId="67266EA8">
-            <wp:extent cx="6598897" cy="3911846"/>
-            <wp:effectExtent l="0" t="0" r="0" b="0"/>
-            <wp:docPr id="133837541" name="Рисунок 2"/>
+          <wp:inline distT="0" distB="0" distL="0" distR="0" wp14:anchorId="5974309F" wp14:editId="28D8CCA4">
+            <wp:extent cx="5014505" cy="5268035"/>
+            <wp:effectExtent l="0" t="0" r="0" b="8890"/>
+            <wp:docPr id="791896402" name="Рисунок 3"/>
             <wp:cNvGraphicFramePr>
               <a:graphicFrameLocks xmlns:a="http://schemas.openxmlformats.org/drawingml/2006/main" noChangeAspect="1"/>
             </wp:cNvGraphicFramePr>
@@ -1537,7 +658,7 @@
               <a:graphicData uri="http://schemas.openxmlformats.org/drawingml/2006/picture">
                 <pic:pic xmlns:pic="http://schemas.openxmlformats.org/drawingml/2006/picture">
                   <pic:nvPicPr>
-                    <pic:cNvPr id="133837541" name="Рисунок 2"/>
+                    <pic:cNvPr id="360893209" name="Рисунок 3"/>
                     <pic:cNvPicPr/>
                   </pic:nvPicPr>
                   <pic:blipFill>
@@ -1555,7 +676,7 @@
                   <pic:spPr>
                     <a:xfrm>
                       <a:off x="0" y="0"/>
-                      <a:ext cx="6598897" cy="3911846"/>
+                      <a:ext cx="5042126" cy="5297053"/>
                     </a:xfrm>
                     <a:prstGeom prst="rect">
                       <a:avLst/>
@@ -1570,6 +691,8 @@
     </w:p>
     <w:p>
       <w:pPr>
+        <w:spacing w:after="240"/>
+        <w:jc w:val="center"/>
         <w:rPr>
           <w:rFonts w:ascii="Times New Roman" w:eastAsia="Times New Roman" w:hAnsi="Times New Roman" w:cs="Times New Roman"/>
           <w:b/>
@@ -1588,12 +711,30 @@
           <w:sz w:val="28"/>
           <w:szCs w:val="24"/>
           <w:highlight w:val="white"/>
-        </w:rPr>
-        <w:br w:type="page"/>
-      </w:r>
-    </w:p>
-    <w:p>
-      <w:pPr>
+          <w:lang w:val="ru-RU"/>
+        </w:rPr>
+        <w:lastRenderedPageBreak/>
+        <w:t>Описание функциональных зависимостей</w:t>
+      </w:r>
+    </w:p>
+    <w:p>
+      <w:pPr>
+        <w:shd w:val="clear" w:color="auto" w:fill="FFFFFF"/>
+        <w:spacing w:line="360" w:lineRule="auto"/>
+        <w:ind w:firstLine="720"/>
+        <w:jc w:val="both"/>
+        <w:rPr>
+          <w:rFonts w:ascii="Times New Roman" w:eastAsia="Times New Roman" w:hAnsi="Times New Roman" w:cs="Times New Roman"/>
+          <w:color w:val="212529"/>
+          <w:sz w:val="24"/>
+          <w:szCs w:val="24"/>
+          <w:lang w:val="ru-RU"/>
+        </w:rPr>
+      </w:pPr>
+    </w:p>
+    <w:p>
+      <w:pPr>
+        <w:spacing w:after="240"/>
         <w:jc w:val="center"/>
         <w:rPr>
           <w:rFonts w:ascii="Times New Roman" w:eastAsia="Times New Roman" w:hAnsi="Times New Roman" w:cs="Times New Roman"/>
@@ -1602,74 +743,22 @@
           <w:sz w:val="28"/>
           <w:szCs w:val="24"/>
           <w:highlight w:val="white"/>
-        </w:rPr>
-      </w:pPr>
-      <w:proofErr w:type="spellStart"/>
-      <w:r>
-        <w:rPr>
-          <w:rFonts w:ascii="Times New Roman" w:eastAsia="Times New Roman" w:hAnsi="Times New Roman" w:cs="Times New Roman"/>
-          <w:b/>
+          <w:lang w:val="ru-RU"/>
+        </w:rPr>
+      </w:pPr>
+      <w:r>
+        <w:rPr>
+          <w:rFonts w:ascii="Times New Roman" w:eastAsia="Times New Roman" w:hAnsi="Times New Roman" w:cs="Times New Roman"/>
           <w:color w:val="212529"/>
-          <w:sz w:val="28"/>
+          <w:sz w:val="24"/>
           <w:szCs w:val="24"/>
-          <w:highlight w:val="white"/>
-        </w:rPr>
-        <w:lastRenderedPageBreak/>
-        <w:t>Даталогическая</w:t>
-      </w:r>
-      <w:proofErr w:type="spellEnd"/>
-      <w:r>
-        <w:rPr>
-          <w:rFonts w:ascii="Times New Roman" w:eastAsia="Times New Roman" w:hAnsi="Times New Roman" w:cs="Times New Roman"/>
-          <w:b/>
-          <w:color w:val="212529"/>
-          <w:sz w:val="28"/>
-          <w:szCs w:val="24"/>
-          <w:highlight w:val="white"/>
-        </w:rPr>
-        <w:t xml:space="preserve"> модель</w:t>
-      </w:r>
-    </w:p>
-    <w:p>
-      <w:pPr>
-        <w:jc w:val="center"/>
-        <w:rPr>
-          <w:rFonts w:ascii="Times New Roman" w:eastAsia="Times New Roman" w:hAnsi="Times New Roman" w:cs="Times New Roman"/>
-          <w:b/>
-          <w:color w:val="212529"/>
-          <w:sz w:val="28"/>
-          <w:szCs w:val="24"/>
-          <w:highlight w:val="white"/>
-        </w:rPr>
-      </w:pPr>
-    </w:p>
-    <w:p>
-      <w:pPr>
-        <w:ind w:left="-284" w:firstLine="142"/>
-        <w:jc w:val="center"/>
-        <w:rPr>
-          <w:rFonts w:ascii="Times New Roman" w:eastAsia="Times New Roman" w:hAnsi="Times New Roman" w:cs="Times New Roman"/>
-          <w:b/>
-          <w:color w:val="212529"/>
-          <w:sz w:val="28"/>
-          <w:szCs w:val="24"/>
-          <w:highlight w:val="white"/>
-        </w:rPr>
-      </w:pPr>
-      <w:r>
-        <w:rPr>
-          <w:rFonts w:ascii="Times New Roman" w:eastAsia="Times New Roman" w:hAnsi="Times New Roman" w:cs="Times New Roman"/>
-          <w:b/>
-          <w:noProof/>
-          <w:color w:val="212529"/>
-          <w:sz w:val="28"/>
-          <w:szCs w:val="24"/>
+          <w:lang w:val="en-US"/>
         </w:rPr>
         <w:drawing>
-          <wp:inline distT="0" distB="0" distL="0" distR="0" wp14:anchorId="4DF5006A" wp14:editId="0A4FFDF4">
-            <wp:extent cx="6305093" cy="6624028"/>
-            <wp:effectExtent l="0" t="0" r="635" b="5715"/>
-            <wp:docPr id="360893209" name="Рисунок 3"/>
+          <wp:inline distT="0" distB="0" distL="0" distR="0" wp14:anchorId="716AABD8" wp14:editId="7E97E185">
+            <wp:extent cx="6706318" cy="2078966"/>
+            <wp:effectExtent l="0" t="0" r="0" b="0"/>
+            <wp:docPr id="1942056634" name="Рисунок 1"/>
             <wp:cNvGraphicFramePr>
               <a:graphicFrameLocks xmlns:a="http://schemas.openxmlformats.org/drawingml/2006/main" noChangeAspect="1"/>
             </wp:cNvGraphicFramePr>
@@ -1677,17 +766,11 @@
               <a:graphicData uri="http://schemas.openxmlformats.org/drawingml/2006/picture">
                 <pic:pic xmlns:pic="http://schemas.openxmlformats.org/drawingml/2006/picture">
                   <pic:nvPicPr>
-                    <pic:cNvPr id="360893209" name="Рисунок 3"/>
+                    <pic:cNvPr id="1942056634" name=""/>
                     <pic:cNvPicPr/>
                   </pic:nvPicPr>
                   <pic:blipFill>
-                    <a:blip r:embed="rId7">
-                      <a:extLst>
-                        <a:ext uri="{28A0092B-C50C-407E-A947-70E740481C1C}">
-                          <a14:useLocalDpi xmlns:a14="http://schemas.microsoft.com/office/drawing/2010/main" val="0"/>
-                        </a:ext>
-                      </a:extLst>
-                    </a:blip>
+                    <a:blip r:embed="rId7"/>
                     <a:stretch>
                       <a:fillRect/>
                     </a:stretch>
@@ -1695,7 +778,7 @@
                   <pic:spPr>
                     <a:xfrm>
                       <a:off x="0" y="0"/>
-                      <a:ext cx="6305093" cy="6624028"/>
+                      <a:ext cx="6734375" cy="2087664"/>
                     </a:xfrm>
                     <a:prstGeom prst="rect">
                       <a:avLst/>
@@ -1710,6 +793,8 @@
     </w:p>
     <w:p>
       <w:pPr>
+        <w:spacing w:after="240"/>
+        <w:jc w:val="center"/>
         <w:rPr>
           <w:rFonts w:ascii="Times New Roman" w:eastAsia="Times New Roman" w:hAnsi="Times New Roman" w:cs="Times New Roman"/>
           <w:b/>
@@ -1717,13 +802,10 @@
           <w:sz w:val="28"/>
           <w:szCs w:val="24"/>
           <w:highlight w:val="white"/>
-        </w:rPr>
-      </w:pPr>
-    </w:p>
-    <w:p>
-      <w:pPr>
-        <w:spacing w:after="240"/>
-        <w:jc w:val="center"/>
+          <w:lang w:val="en-US"/>
+        </w:rPr>
+      </w:pPr>
+      <w:r>
         <w:rPr>
           <w:rFonts w:ascii="Times New Roman" w:eastAsia="Times New Roman" w:hAnsi="Times New Roman" w:cs="Times New Roman"/>
           <w:b/>
@@ -1731,9 +813,9 @@
           <w:sz w:val="28"/>
           <w:szCs w:val="24"/>
           <w:highlight w:val="white"/>
-          <w:lang w:val="ru-RU"/>
-        </w:rPr>
-      </w:pPr>
+        </w:rPr>
+        <w:t>Реализация</w:t>
+      </w:r>
       <w:r>
         <w:rPr>
           <w:rFonts w:ascii="Times New Roman" w:eastAsia="Times New Roman" w:hAnsi="Times New Roman" w:cs="Times New Roman"/>
@@ -1742,9 +824,11 @@
           <w:sz w:val="28"/>
           <w:szCs w:val="24"/>
           <w:highlight w:val="white"/>
-        </w:rPr>
-        <w:t>Реализац</w:t>
-      </w:r>
+          <w:lang w:val="ru-RU"/>
+        </w:rPr>
+        <w:t xml:space="preserve"> </w:t>
+      </w:r>
+      <w:proofErr w:type="spellStart"/>
       <w:r>
         <w:rPr>
           <w:rFonts w:ascii="Times New Roman" w:eastAsia="Times New Roman" w:hAnsi="Times New Roman" w:cs="Times New Roman"/>
@@ -1754,8 +838,9 @@
           <w:szCs w:val="24"/>
           <w:highlight w:val="white"/>
         </w:rPr>
-        <w:t>ия</w:t>
-      </w:r>
+        <w:t>даталогической</w:t>
+      </w:r>
+      <w:proofErr w:type="spellEnd"/>
       <w:r>
         <w:rPr>
           <w:rFonts w:ascii="Times New Roman" w:eastAsia="Times New Roman" w:hAnsi="Times New Roman" w:cs="Times New Roman"/>
@@ -1768,7 +853,6 @@
         </w:rPr>
         <w:t xml:space="preserve"> </w:t>
       </w:r>
-      <w:proofErr w:type="spellStart"/>
       <w:r>
         <w:rPr>
           <w:rFonts w:ascii="Times New Roman" w:eastAsia="Times New Roman" w:hAnsi="Times New Roman" w:cs="Times New Roman"/>
@@ -1778,10 +862,543 @@
           <w:szCs w:val="24"/>
           <w:highlight w:val="white"/>
         </w:rPr>
-        <w:t>даталогической</w:t>
+        <w:t>модели</w:t>
+      </w:r>
+    </w:p>
+    <w:p>
+      <w:pPr>
+        <w:pStyle w:val="a8"/>
+        <w:rPr>
+          <w:highlight w:val="white"/>
+        </w:rPr>
+      </w:pPr>
+      <w:r>
+        <w:rPr>
+          <w:highlight w:val="white"/>
+        </w:rPr>
+        <w:t>Моя модель уже находится в 3</w:t>
+      </w:r>
+      <w:r>
+        <w:rPr>
+          <w:highlight w:val="white"/>
+          <w:lang w:val="en-US"/>
+        </w:rPr>
+        <w:t>NF</w:t>
+      </w:r>
+      <w:r>
+        <w:rPr>
+          <w:highlight w:val="white"/>
+        </w:rPr>
+        <w:t xml:space="preserve"> </w:t>
+      </w:r>
+      <w:r>
+        <w:rPr>
+          <w:highlight w:val="white"/>
+        </w:rPr>
+        <w:t xml:space="preserve">и </w:t>
+      </w:r>
+      <w:r>
+        <w:rPr>
+          <w:highlight w:val="white"/>
+          <w:lang w:val="en-US"/>
+        </w:rPr>
+        <w:t>BCNF</w:t>
+      </w:r>
+    </w:p>
+    <w:p>
+      <w:pPr>
+        <w:pStyle w:val="a8"/>
+        <w:numPr>
+          <w:ilvl w:val="0"/>
+          <w:numId w:val="4"/>
+        </w:numPr>
+        <w:rPr>
+          <w:highlight w:val="white"/>
+        </w:rPr>
+      </w:pPr>
+      <w:r>
+        <w:rPr>
+          <w:b/>
+          <w:bCs/>
+          <w:highlight w:val="white"/>
+        </w:rPr>
+        <w:t>1</w:t>
+      </w:r>
+      <w:r>
+        <w:rPr>
+          <w:b/>
+          <w:bCs/>
+          <w:highlight w:val="white"/>
+          <w:lang w:val="en-US"/>
+        </w:rPr>
+        <w:t>NF</w:t>
+      </w:r>
+      <w:r>
+        <w:rPr>
+          <w:highlight w:val="white"/>
+        </w:rPr>
+        <w:t xml:space="preserve"> – </w:t>
+      </w:r>
+      <w:r>
+        <w:rPr>
+          <w:highlight w:val="white"/>
+        </w:rPr>
+        <w:t>На пересечении любых строк и столбцов всегда хранится ровно одно значение. Нет повторяющихся строк.</w:t>
+      </w:r>
+    </w:p>
+    <w:p>
+      <w:pPr>
+        <w:pStyle w:val="a8"/>
+        <w:numPr>
+          <w:ilvl w:val="0"/>
+          <w:numId w:val="4"/>
+        </w:numPr>
+        <w:rPr>
+          <w:highlight w:val="white"/>
+        </w:rPr>
+      </w:pPr>
+      <w:r>
+        <w:rPr>
+          <w:b/>
+          <w:bCs/>
+          <w:highlight w:val="white"/>
+        </w:rPr>
+        <w:t>2</w:t>
+      </w:r>
+      <w:r>
+        <w:rPr>
+          <w:b/>
+          <w:bCs/>
+          <w:highlight w:val="white"/>
+          <w:lang w:val="en-US"/>
+        </w:rPr>
+        <w:t>NF</w:t>
+      </w:r>
+      <w:r>
+        <w:rPr>
+          <w:b/>
+          <w:bCs/>
+          <w:highlight w:val="white"/>
+        </w:rPr>
+        <w:t xml:space="preserve"> – </w:t>
+      </w:r>
+      <w:r>
+        <w:rPr>
+          <w:highlight w:val="white"/>
+        </w:rPr>
+        <w:t xml:space="preserve">Все неключевые атрибуты зависят только от ключа. </w:t>
+      </w:r>
+    </w:p>
+    <w:p>
+      <w:pPr>
+        <w:pStyle w:val="a8"/>
+        <w:numPr>
+          <w:ilvl w:val="0"/>
+          <w:numId w:val="4"/>
+        </w:numPr>
+        <w:rPr>
+          <w:highlight w:val="white"/>
+        </w:rPr>
+      </w:pPr>
+      <w:r>
+        <w:rPr>
+          <w:b/>
+          <w:bCs/>
+          <w:highlight w:val="white"/>
+        </w:rPr>
+        <w:t>3</w:t>
+      </w:r>
+      <w:r>
+        <w:rPr>
+          <w:b/>
+          <w:bCs/>
+          <w:highlight w:val="white"/>
+          <w:lang w:val="en-US"/>
+        </w:rPr>
+        <w:t>NF</w:t>
+      </w:r>
+      <w:r>
+        <w:rPr>
+          <w:b/>
+          <w:bCs/>
+          <w:highlight w:val="white"/>
+        </w:rPr>
+        <w:t xml:space="preserve"> – </w:t>
+      </w:r>
+      <w:r>
+        <w:rPr>
+          <w:highlight w:val="white"/>
+        </w:rPr>
+        <w:t>Нет транзитивных зависимостей, т. к. все атрибуты зависят только от первичного ключа.</w:t>
+      </w:r>
+    </w:p>
+    <w:p>
+      <w:pPr>
+        <w:pStyle w:val="a8"/>
+        <w:numPr>
+          <w:ilvl w:val="0"/>
+          <w:numId w:val="4"/>
+        </w:numPr>
+        <w:rPr>
+          <w:highlight w:val="white"/>
+        </w:rPr>
+      </w:pPr>
+      <w:r>
+        <w:rPr>
+          <w:b/>
+          <w:bCs/>
+          <w:highlight w:val="white"/>
+          <w:lang w:val="en-US"/>
+        </w:rPr>
+        <w:t>BCNF</w:t>
+      </w:r>
+      <w:r>
+        <w:rPr>
+          <w:b/>
+          <w:bCs/>
+          <w:highlight w:val="white"/>
+        </w:rPr>
+        <w:t xml:space="preserve"> – </w:t>
+      </w:r>
+      <w:r>
+        <w:rPr>
+          <w:highlight w:val="white"/>
+        </w:rPr>
+        <w:t>Во всех случаях детерминант – это первичный ключ.</w:t>
+      </w:r>
+    </w:p>
+    <w:p>
+      <w:pPr>
+        <w:pStyle w:val="aa"/>
+        <w:rPr>
+          <w:highlight w:val="white"/>
+          <w:lang w:val="ru-RU"/>
+        </w:rPr>
+      </w:pPr>
+      <w:proofErr w:type="spellStart"/>
+      <w:r>
+        <w:rPr>
+          <w:highlight w:val="white"/>
+          <w:lang w:val="ru-RU"/>
+        </w:rPr>
+        <w:t>Денормализации</w:t>
       </w:r>
       <w:proofErr w:type="spellEnd"/>
-      <w:r>
+    </w:p>
+    <w:p>
+      <w:pPr>
+        <w:pStyle w:val="a8"/>
+        <w:numPr>
+          <w:ilvl w:val="0"/>
+          <w:numId w:val="5"/>
+        </w:numPr>
+        <w:rPr>
+          <w:highlight w:val="white"/>
+        </w:rPr>
+      </w:pPr>
+      <w:r>
+        <w:rPr>
+          <w:highlight w:val="white"/>
+        </w:rPr>
+        <w:t>Можно</w:t>
+      </w:r>
+      <w:r>
+        <w:rPr>
+          <w:highlight w:val="white"/>
+        </w:rPr>
+        <w:t xml:space="preserve"> </w:t>
+      </w:r>
+      <w:r>
+        <w:rPr>
+          <w:highlight w:val="white"/>
+        </w:rPr>
+        <w:t>вставить</w:t>
+      </w:r>
+      <w:r>
+        <w:rPr>
+          <w:highlight w:val="white"/>
+        </w:rPr>
+        <w:t xml:space="preserve"> </w:t>
+      </w:r>
+      <w:r>
+        <w:rPr>
+          <w:highlight w:val="white"/>
+          <w:lang w:val="en-US"/>
+        </w:rPr>
+        <w:t>ROBOT</w:t>
+      </w:r>
+      <w:r>
+        <w:rPr>
+          <w:highlight w:val="white"/>
+        </w:rPr>
+        <w:t>_</w:t>
+      </w:r>
+      <w:r>
+        <w:rPr>
+          <w:highlight w:val="white"/>
+          <w:lang w:val="en-US"/>
+        </w:rPr>
+        <w:t>TYPE</w:t>
+      </w:r>
+      <w:r>
+        <w:rPr>
+          <w:highlight w:val="white"/>
+        </w:rPr>
+        <w:t>_</w:t>
+      </w:r>
+      <w:r>
+        <w:rPr>
+          <w:highlight w:val="white"/>
+          <w:lang w:val="en-US"/>
+        </w:rPr>
+        <w:t>DESCRIPTION</w:t>
+      </w:r>
+      <w:r>
+        <w:rPr>
+          <w:highlight w:val="white"/>
+        </w:rPr>
+        <w:t xml:space="preserve"> </w:t>
+      </w:r>
+      <w:r>
+        <w:rPr>
+          <w:highlight w:val="white"/>
+        </w:rPr>
+        <w:t xml:space="preserve">в таблицу </w:t>
+      </w:r>
+      <w:r>
+        <w:rPr>
+          <w:highlight w:val="white"/>
+          <w:lang w:val="en-US"/>
+        </w:rPr>
+        <w:t>ROBOT</w:t>
+      </w:r>
+      <w:r>
+        <w:rPr>
+          <w:highlight w:val="white"/>
+          <w:lang w:val="en-US"/>
+        </w:rPr>
+        <w:t>S</w:t>
+      </w:r>
+      <w:r>
+        <w:rPr>
+          <w:highlight w:val="white"/>
+        </w:rPr>
+        <w:t xml:space="preserve">. </w:t>
+      </w:r>
+      <w:r>
+        <w:rPr>
+          <w:highlight w:val="white"/>
+        </w:rPr>
+        <w:t>Тогда нарушится принцип</w:t>
+      </w:r>
+      <w:r>
+        <w:rPr>
+          <w:highlight w:val="white"/>
+        </w:rPr>
+        <w:t xml:space="preserve"> отсутствия транзитивной зависимости, но можно будет удалить таблицу</w:t>
+      </w:r>
+      <w:r>
+        <w:rPr>
+          <w:highlight w:val="white"/>
+        </w:rPr>
+        <w:t xml:space="preserve"> </w:t>
+      </w:r>
+      <w:r>
+        <w:rPr>
+          <w:highlight w:val="white"/>
+          <w:lang w:val="en-US"/>
+        </w:rPr>
+        <w:t>ROBOT</w:t>
+      </w:r>
+      <w:r>
+        <w:rPr>
+          <w:highlight w:val="white"/>
+        </w:rPr>
+        <w:t>_</w:t>
+      </w:r>
+      <w:r>
+        <w:rPr>
+          <w:highlight w:val="white"/>
+          <w:lang w:val="en-US"/>
+        </w:rPr>
+        <w:t>TYPE</w:t>
+      </w:r>
+      <w:r>
+        <w:rPr>
+          <w:highlight w:val="white"/>
+        </w:rPr>
+        <w:t xml:space="preserve">, а исходная таблица </w:t>
+      </w:r>
+      <w:r>
+        <w:rPr>
+          <w:highlight w:val="white"/>
+          <w:lang w:val="en-US"/>
+        </w:rPr>
+        <w:t>ROBOTS</w:t>
+      </w:r>
+      <w:r>
+        <w:rPr>
+          <w:highlight w:val="white"/>
+        </w:rPr>
+        <w:t xml:space="preserve"> </w:t>
+      </w:r>
+      <w:r>
+        <w:rPr>
+          <w:highlight w:val="white"/>
+        </w:rPr>
+        <w:t>расширится на один атрибут.</w:t>
+      </w:r>
+    </w:p>
+    <w:p>
+      <w:pPr>
+        <w:pStyle w:val="a8"/>
+        <w:numPr>
+          <w:ilvl w:val="0"/>
+          <w:numId w:val="5"/>
+        </w:numPr>
+        <w:rPr>
+          <w:highlight w:val="white"/>
+        </w:rPr>
+      </w:pPr>
+      <w:r>
+        <w:rPr>
+          <w:highlight w:val="white"/>
+        </w:rPr>
+        <w:t xml:space="preserve">Можно аналогично продублировать </w:t>
+      </w:r>
+      <w:r>
+        <w:rPr>
+          <w:highlight w:val="white"/>
+          <w:lang w:val="en-US"/>
+        </w:rPr>
+        <w:t>PERSON</w:t>
+      </w:r>
+      <w:r>
+        <w:rPr>
+          <w:highlight w:val="white"/>
+        </w:rPr>
+        <w:t>_</w:t>
+      </w:r>
+      <w:r>
+        <w:rPr>
+          <w:highlight w:val="white"/>
+          <w:lang w:val="en-US"/>
+        </w:rPr>
+        <w:t>AGE</w:t>
+      </w:r>
+      <w:r>
+        <w:rPr>
+          <w:highlight w:val="white"/>
+        </w:rPr>
+        <w:t xml:space="preserve"> </w:t>
+      </w:r>
+      <w:r>
+        <w:rPr>
+          <w:highlight w:val="white"/>
+        </w:rPr>
+        <w:t xml:space="preserve">и </w:t>
+      </w:r>
+      <w:r>
+        <w:rPr>
+          <w:highlight w:val="white"/>
+          <w:lang w:val="en-US"/>
+        </w:rPr>
+        <w:t>PERSON</w:t>
+      </w:r>
+      <w:r>
+        <w:rPr>
+          <w:highlight w:val="white"/>
+        </w:rPr>
+        <w:t>_</w:t>
+      </w:r>
+      <w:r>
+        <w:rPr>
+          <w:highlight w:val="white"/>
+          <w:lang w:val="en-US"/>
+        </w:rPr>
+        <w:t>STRENGTH</w:t>
+      </w:r>
+      <w:r>
+        <w:rPr>
+          <w:highlight w:val="white"/>
+        </w:rPr>
+        <w:t xml:space="preserve"> </w:t>
+      </w:r>
+      <w:r>
+        <w:rPr>
+          <w:highlight w:val="white"/>
+        </w:rPr>
+        <w:t xml:space="preserve">из </w:t>
+      </w:r>
+      <w:r>
+        <w:rPr>
+          <w:highlight w:val="white"/>
+          <w:lang w:val="en-US"/>
+        </w:rPr>
+        <w:t>DIASPOR</w:t>
+      </w:r>
+      <w:r>
+        <w:rPr>
+          <w:highlight w:val="white"/>
+        </w:rPr>
+        <w:t xml:space="preserve"> </w:t>
+      </w:r>
+      <w:r>
+        <w:rPr>
+          <w:highlight w:val="white"/>
+        </w:rPr>
+        <w:t xml:space="preserve">в </w:t>
+      </w:r>
+      <w:r>
+        <w:rPr>
+          <w:highlight w:val="white"/>
+          <w:lang w:val="en-US"/>
+        </w:rPr>
+        <w:t>COUNCILS</w:t>
+      </w:r>
+      <w:r>
+        <w:rPr>
+          <w:highlight w:val="white"/>
+        </w:rPr>
+        <w:t xml:space="preserve">. Тогда при запросе к таблице </w:t>
+      </w:r>
+      <w:r>
+        <w:rPr>
+          <w:highlight w:val="white"/>
+          <w:lang w:val="en-US"/>
+        </w:rPr>
+        <w:t>COUNCILS</w:t>
+      </w:r>
+      <w:r>
+        <w:rPr>
+          <w:highlight w:val="white"/>
+        </w:rPr>
+        <w:t xml:space="preserve"> </w:t>
+      </w:r>
+      <w:r>
+        <w:rPr>
+          <w:highlight w:val="white"/>
+        </w:rPr>
+        <w:t xml:space="preserve">не понадобится делать подзапросы к таблице </w:t>
+      </w:r>
+      <w:r>
+        <w:rPr>
+          <w:highlight w:val="white"/>
+          <w:lang w:val="en-US"/>
+        </w:rPr>
+        <w:t>DIASPOR</w:t>
+      </w:r>
+      <w:r>
+        <w:rPr>
+          <w:highlight w:val="white"/>
+        </w:rPr>
+        <w:t>, вся информация будет храниться сразу в первой таблице.</w:t>
+      </w:r>
+    </w:p>
+    <w:p>
+      <w:pPr>
+        <w:spacing w:after="240"/>
+        <w:jc w:val="center"/>
         <w:rPr>
           <w:rFonts w:ascii="Times New Roman" w:eastAsia="Times New Roman" w:hAnsi="Times New Roman" w:cs="Times New Roman"/>
           <w:b/>
@@ -1791,41 +1408,38 @@
           <w:highlight w:val="white"/>
           <w:lang w:val="ru-RU"/>
         </w:rPr>
-        <w:t xml:space="preserve"> </w:t>
-      </w:r>
-      <w:r>
-        <w:rPr>
-          <w:rFonts w:ascii="Times New Roman" w:eastAsia="Times New Roman" w:hAnsi="Times New Roman" w:cs="Times New Roman"/>
-          <w:b/>
-          <w:color w:val="212529"/>
-          <w:sz w:val="28"/>
-          <w:szCs w:val="24"/>
-          <w:highlight w:val="white"/>
-        </w:rPr>
-        <w:t>модели</w:t>
-      </w:r>
-      <w:r>
-        <w:rPr>
-          <w:rFonts w:ascii="Times New Roman" w:eastAsia="Times New Roman" w:hAnsi="Times New Roman" w:cs="Times New Roman"/>
-          <w:b/>
-          <w:color w:val="212529"/>
-          <w:sz w:val="28"/>
-          <w:szCs w:val="24"/>
-          <w:highlight w:val="white"/>
-          <w:lang w:val="ru-RU"/>
-        </w:rPr>
-        <w:t xml:space="preserve"> </w:t>
-      </w:r>
-      <w:r>
-        <w:rPr>
-          <w:rFonts w:ascii="Times New Roman" w:eastAsia="Times New Roman" w:hAnsi="Times New Roman" w:cs="Times New Roman"/>
-          <w:b/>
-          <w:color w:val="212529"/>
-          <w:sz w:val="28"/>
-          <w:szCs w:val="24"/>
-          <w:highlight w:val="white"/>
-        </w:rPr>
-        <w:t>на</w:t>
+      </w:pPr>
+      <w:r>
+        <w:rPr>
+          <w:rStyle w:val="ab"/>
+          <w:highlight w:val="white"/>
+        </w:rPr>
+        <w:t>Реализац</w:t>
+      </w:r>
+      <w:r>
+        <w:rPr>
+          <w:rStyle w:val="ab"/>
+          <w:highlight w:val="white"/>
+        </w:rPr>
+        <w:t xml:space="preserve">ия </w:t>
+      </w:r>
+      <w:r>
+        <w:rPr>
+          <w:rStyle w:val="ab"/>
+          <w:rFonts w:eastAsia="Arial"/>
+          <w:highlight w:val="white"/>
+          <w:lang w:val="en-US"/>
+        </w:rPr>
+        <w:t>c</w:t>
+      </w:r>
+      <w:r>
+        <w:rPr>
+          <w:rStyle w:val="ab"/>
+          <w:rFonts w:eastAsia="Arial"/>
+          <w:highlight w:val="white"/>
+          <w:lang w:val="ru-RU"/>
+        </w:rPr>
+        <w:t>крипта</w:t>
       </w:r>
       <w:r>
         <w:rPr>
@@ -1866,26 +1480,10 @@
         <w:r>
           <w:rPr>
             <w:rStyle w:val="a5"/>
-            <w:rFonts w:ascii="Courier New" w:eastAsia="Times New Roman" w:hAnsi="Courier New" w:cs="Courier New"/>
-            <w:b/>
-            <w:bCs/>
-            <w:szCs w:val="18"/>
-            <w:lang w:val="ru-RU" w:eastAsia="en-US"/>
           </w:rPr>
-          <w:t>https://github.com/haaroner/ITMO_Clown/blob/main/DB/labs/lab1/script1.sql</w:t>
+          <w:t>https://github.com/haaroner/ITMO_Clown/tree/main/DB/labs/lab3</w:t>
         </w:r>
       </w:hyperlink>
-    </w:p>
-    <w:p>
-      <w:pPr>
-        <w:rPr>
-          <w:rFonts w:ascii="Courier New" w:eastAsia="Times New Roman" w:hAnsi="Courier New" w:cs="Courier New"/>
-          <w:b/>
-          <w:bCs/>
-          <w:szCs w:val="18"/>
-          <w:lang w:val="ru-RU" w:eastAsia="en-US"/>
-        </w:rPr>
-      </w:pPr>
     </w:p>
     <w:p>
       <w:pPr>
@@ -1913,12 +1511,11 @@
     <w:p>
       <w:pPr>
         <w:rPr>
-          <w:rFonts w:ascii="Courier New" w:eastAsia="Times New Roman" w:hAnsi="Courier New" w:cs="Courier New"/>
-          <w:b/>
-          <w:bCs/>
-          <w:color w:val="000080"/>
-          <w:szCs w:val="18"/>
-          <w:lang w:val="ru-RU" w:eastAsia="en-US"/>
+          <w:rFonts w:ascii="Times New Roman" w:eastAsia="Times New Roman" w:hAnsi="Times New Roman" w:cs="Times New Roman"/>
+          <w:color w:val="212529"/>
+          <w:sz w:val="24"/>
+          <w:szCs w:val="24"/>
+          <w:lang w:val="ru-RU"/>
         </w:rPr>
       </w:pPr>
     </w:p>
@@ -1933,7 +1530,6 @@
           <w:sz w:val="28"/>
           <w:szCs w:val="24"/>
           <w:highlight w:val="white"/>
-          <w:lang w:val="ru-RU"/>
         </w:rPr>
       </w:pPr>
       <w:r>
@@ -1944,13 +1540,13 @@
           <w:sz w:val="28"/>
           <w:szCs w:val="24"/>
           <w:highlight w:val="white"/>
-          <w:lang w:val="ru-RU"/>
-        </w:rPr>
-        <w:t>Дополнительные задания</w:t>
-      </w:r>
-    </w:p>
-    <w:p>
-      <w:pPr>
+        </w:rPr>
+        <w:t>Вывод</w:t>
+      </w:r>
+    </w:p>
+    <w:p>
+      <w:pPr>
+        <w:spacing w:line="360" w:lineRule="auto"/>
         <w:rPr>
           <w:rFonts w:ascii="Times New Roman" w:eastAsia="Times New Roman" w:hAnsi="Times New Roman" w:cs="Times New Roman"/>
           <w:color w:val="212529"/>
@@ -1959,9 +1555,7 @@
           <w:lang w:val="ru-RU"/>
         </w:rPr>
       </w:pPr>
-    </w:p>
-    <w:p>
-      <w:pPr>
+      <w:r>
         <w:rPr>
           <w:rFonts w:ascii="Times New Roman" w:eastAsia="Times New Roman" w:hAnsi="Times New Roman" w:cs="Times New Roman"/>
           <w:color w:val="212529"/>
@@ -1969,151 +1563,21 @@
           <w:szCs w:val="24"/>
           <w:lang w:val="ru-RU"/>
         </w:rPr>
-      </w:pPr>
-      <w:r>
-        <w:rPr>
-          <w:rFonts w:ascii="Times New Roman" w:eastAsia="Times New Roman" w:hAnsi="Times New Roman" w:cs="Times New Roman"/>
-          <w:color w:val="212529"/>
-          <w:sz w:val="24"/>
-          <w:szCs w:val="24"/>
-          <w:lang w:val="ru-RU"/>
-        </w:rPr>
-        <w:br w:type="page"/>
-      </w:r>
-    </w:p>
-    <w:p>
-      <w:pPr>
-        <w:rPr>
-          <w:rFonts w:ascii="Times New Roman" w:eastAsia="Times New Roman" w:hAnsi="Times New Roman" w:cs="Times New Roman"/>
-          <w:color w:val="212529"/>
-          <w:sz w:val="24"/>
-          <w:szCs w:val="24"/>
-          <w:lang w:val="ru-RU"/>
-        </w:rPr>
-      </w:pPr>
-    </w:p>
-    <w:p>
-      <w:pPr>
-        <w:spacing w:line="480" w:lineRule="auto"/>
-        <w:jc w:val="center"/>
-        <w:rPr>
-          <w:rFonts w:ascii="Times New Roman" w:eastAsia="Times New Roman" w:hAnsi="Times New Roman" w:cs="Times New Roman"/>
-          <w:b/>
-          <w:color w:val="212529"/>
-          <w:sz w:val="28"/>
-          <w:szCs w:val="24"/>
-          <w:highlight w:val="white"/>
-        </w:rPr>
-      </w:pPr>
-      <w:r>
-        <w:rPr>
-          <w:rFonts w:ascii="Times New Roman" w:eastAsia="Times New Roman" w:hAnsi="Times New Roman" w:cs="Times New Roman"/>
-          <w:b/>
-          <w:color w:val="212529"/>
-          <w:sz w:val="28"/>
-          <w:szCs w:val="24"/>
-          <w:highlight w:val="white"/>
-        </w:rPr>
-        <w:t>Вывод</w:t>
-      </w:r>
-    </w:p>
-    <w:p>
-      <w:pPr>
-        <w:spacing w:line="360" w:lineRule="auto"/>
-        <w:rPr>
-          <w:rFonts w:ascii="Times New Roman" w:eastAsia="Times New Roman" w:hAnsi="Times New Roman" w:cs="Times New Roman"/>
-          <w:color w:val="212529"/>
-          <w:sz w:val="24"/>
-          <w:szCs w:val="24"/>
-          <w:lang w:val="ru-RU"/>
-        </w:rPr>
-      </w:pPr>
-      <w:r>
-        <w:rPr>
-          <w:rFonts w:ascii="Times New Roman" w:eastAsia="Times New Roman" w:hAnsi="Times New Roman" w:cs="Times New Roman"/>
-          <w:color w:val="212529"/>
-          <w:sz w:val="24"/>
-          <w:szCs w:val="24"/>
-          <w:lang w:val="ru-RU"/>
-        </w:rPr>
-        <w:t xml:space="preserve">Во время выполнения этой лабораторной работы я изучил основы СУБД, принципы построения баз данных, научился создавать скрипты на языке </w:t>
-      </w:r>
-      <w:r>
-        <w:rPr>
-          <w:rFonts w:ascii="Times New Roman" w:eastAsia="Times New Roman" w:hAnsi="Times New Roman" w:cs="Times New Roman"/>
-          <w:color w:val="212529"/>
-          <w:sz w:val="24"/>
-          <w:szCs w:val="24"/>
-          <w:lang w:val="en-US"/>
-        </w:rPr>
-        <w:t>SQL</w:t>
-      </w:r>
-      <w:r>
-        <w:rPr>
-          <w:rFonts w:ascii="Times New Roman" w:eastAsia="Times New Roman" w:hAnsi="Times New Roman" w:cs="Times New Roman"/>
-          <w:color w:val="212529"/>
-          <w:sz w:val="24"/>
-          <w:szCs w:val="24"/>
-          <w:lang w:val="ru-RU"/>
-        </w:rPr>
-        <w:t xml:space="preserve">. Также создал диаграммы инфологической и </w:t>
-      </w:r>
-      <w:proofErr w:type="spellStart"/>
-      <w:r>
-        <w:rPr>
-          <w:rFonts w:ascii="Times New Roman" w:eastAsia="Times New Roman" w:hAnsi="Times New Roman" w:cs="Times New Roman"/>
-          <w:color w:val="212529"/>
-          <w:sz w:val="24"/>
-          <w:szCs w:val="24"/>
-          <w:lang w:val="ru-RU"/>
-        </w:rPr>
-        <w:t>даталогической</w:t>
-      </w:r>
-      <w:proofErr w:type="spellEnd"/>
-      <w:r>
-        <w:rPr>
-          <w:rFonts w:ascii="Times New Roman" w:eastAsia="Times New Roman" w:hAnsi="Times New Roman" w:cs="Times New Roman"/>
-          <w:color w:val="212529"/>
-          <w:sz w:val="24"/>
-          <w:szCs w:val="24"/>
-          <w:lang w:val="ru-RU"/>
-        </w:rPr>
-        <w:t xml:space="preserve"> модели и понял различие между типами связи </w:t>
-      </w:r>
-      <w:proofErr w:type="gramStart"/>
-      <w:r>
-        <w:rPr>
-          <w:rFonts w:ascii="Times New Roman" w:eastAsia="Times New Roman" w:hAnsi="Times New Roman" w:cs="Times New Roman"/>
-          <w:color w:val="212529"/>
-          <w:sz w:val="24"/>
-          <w:szCs w:val="24"/>
-          <w:lang w:val="ru-RU"/>
-        </w:rPr>
-        <w:t>1:М</w:t>
-      </w:r>
-      <w:proofErr w:type="gramEnd"/>
-      <w:r>
-        <w:rPr>
-          <w:rFonts w:ascii="Times New Roman" w:eastAsia="Times New Roman" w:hAnsi="Times New Roman" w:cs="Times New Roman"/>
-          <w:color w:val="212529"/>
-          <w:sz w:val="24"/>
-          <w:szCs w:val="24"/>
-          <w:lang w:val="ru-RU"/>
-        </w:rPr>
-        <w:t xml:space="preserve">, 1:1 и </w:t>
-      </w:r>
-      <w:proofErr w:type="gramStart"/>
-      <w:r>
-        <w:rPr>
-          <w:rFonts w:ascii="Times New Roman" w:eastAsia="Times New Roman" w:hAnsi="Times New Roman" w:cs="Times New Roman"/>
-          <w:color w:val="212529"/>
-          <w:sz w:val="24"/>
-          <w:szCs w:val="24"/>
-          <w:lang w:val="ru-RU"/>
-        </w:rPr>
-        <w:t>М:М.</w:t>
-      </w:r>
-      <w:proofErr w:type="gramEnd"/>
+        <w:t xml:space="preserve">Во время </w:t>
+      </w:r>
+      <w:r>
+        <w:rPr>
+          <w:rStyle w:val="a9"/>
+        </w:rPr>
+        <w:t xml:space="preserve">выполнения этой лабораторной работы я изучил </w:t>
+      </w:r>
+      <w:r>
+        <w:rPr>
+          <w:rStyle w:val="a9"/>
+          <w:rFonts w:eastAsia="Arial"/>
+        </w:rPr>
+        <w:t>различные виды нормальных форм: 1НФ, 2НФ, 3НФ, НФБК, а также убедился, что во время выполнения лабораторной работы правильно организовал все отношения, т. к. мне не пришлось дорабатывать модель для достижения нормализации. Изучил как писать свои функции и как к ним привязывать триггеры.</w:t>
+      </w:r>
     </w:p>
     <w:sectPr>
       <w:pgSz w:w="11909" w:h="16834"/>
@@ -2357,11 +1821,278 @@
       </w:pPr>
     </w:lvl>
   </w:abstractNum>
+  <w:abstractNum w:abstractNumId="2" w15:restartNumberingAfterBreak="0">
+    <w:nsid w:val="159A7C08"/>
+    <w:multiLevelType w:val="hybridMultilevel"/>
+    <w:tmpl w:val="29CE4218"/>
+    <w:lvl w:ilvl="0" w:tplc="04190011">
+      <w:start w:val="1"/>
+      <w:numFmt w:val="decimal"/>
+      <w:lvlText w:val="%1)"/>
+      <w:lvlJc w:val="left"/>
+      <w:pPr>
+        <w:ind w:left="720" w:hanging="360"/>
+      </w:pPr>
+    </w:lvl>
+    <w:lvl w:ilvl="1" w:tplc="04190019" w:tentative="1">
+      <w:start w:val="1"/>
+      <w:numFmt w:val="lowerLetter"/>
+      <w:lvlText w:val="%2."/>
+      <w:lvlJc w:val="left"/>
+      <w:pPr>
+        <w:ind w:left="1440" w:hanging="360"/>
+      </w:pPr>
+    </w:lvl>
+    <w:lvl w:ilvl="2" w:tplc="0419001B" w:tentative="1">
+      <w:start w:val="1"/>
+      <w:numFmt w:val="lowerRoman"/>
+      <w:lvlText w:val="%3."/>
+      <w:lvlJc w:val="right"/>
+      <w:pPr>
+        <w:ind w:left="2160" w:hanging="180"/>
+      </w:pPr>
+    </w:lvl>
+    <w:lvl w:ilvl="3" w:tplc="0419000F" w:tentative="1">
+      <w:start w:val="1"/>
+      <w:numFmt w:val="decimal"/>
+      <w:lvlText w:val="%4."/>
+      <w:lvlJc w:val="left"/>
+      <w:pPr>
+        <w:ind w:left="2880" w:hanging="360"/>
+      </w:pPr>
+    </w:lvl>
+    <w:lvl w:ilvl="4" w:tplc="04190019" w:tentative="1">
+      <w:start w:val="1"/>
+      <w:numFmt w:val="lowerLetter"/>
+      <w:lvlText w:val="%5."/>
+      <w:lvlJc w:val="left"/>
+      <w:pPr>
+        <w:ind w:left="3600" w:hanging="360"/>
+      </w:pPr>
+    </w:lvl>
+    <w:lvl w:ilvl="5" w:tplc="0419001B" w:tentative="1">
+      <w:start w:val="1"/>
+      <w:numFmt w:val="lowerRoman"/>
+      <w:lvlText w:val="%6."/>
+      <w:lvlJc w:val="right"/>
+      <w:pPr>
+        <w:ind w:left="4320" w:hanging="180"/>
+      </w:pPr>
+    </w:lvl>
+    <w:lvl w:ilvl="6" w:tplc="0419000F" w:tentative="1">
+      <w:start w:val="1"/>
+      <w:numFmt w:val="decimal"/>
+      <w:lvlText w:val="%7."/>
+      <w:lvlJc w:val="left"/>
+      <w:pPr>
+        <w:ind w:left="5040" w:hanging="360"/>
+      </w:pPr>
+    </w:lvl>
+    <w:lvl w:ilvl="7" w:tplc="04190019" w:tentative="1">
+      <w:start w:val="1"/>
+      <w:numFmt w:val="lowerLetter"/>
+      <w:lvlText w:val="%8."/>
+      <w:lvlJc w:val="left"/>
+      <w:pPr>
+        <w:ind w:left="5760" w:hanging="360"/>
+      </w:pPr>
+    </w:lvl>
+    <w:lvl w:ilvl="8" w:tplc="0419001B" w:tentative="1">
+      <w:start w:val="1"/>
+      <w:numFmt w:val="lowerRoman"/>
+      <w:lvlText w:val="%9."/>
+      <w:lvlJc w:val="right"/>
+      <w:pPr>
+        <w:ind w:left="6480" w:hanging="180"/>
+      </w:pPr>
+    </w:lvl>
+  </w:abstractNum>
+  <w:abstractNum w:abstractNumId="3" w15:restartNumberingAfterBreak="0">
+    <w:nsid w:val="5EAF1F5F"/>
+    <w:multiLevelType w:val="hybridMultilevel"/>
+    <w:tmpl w:val="60203E5E"/>
+    <w:lvl w:ilvl="0" w:tplc="04190011">
+      <w:start w:val="1"/>
+      <w:numFmt w:val="decimal"/>
+      <w:lvlText w:val="%1)"/>
+      <w:lvlJc w:val="left"/>
+      <w:pPr>
+        <w:ind w:left="720" w:hanging="360"/>
+      </w:pPr>
+    </w:lvl>
+    <w:lvl w:ilvl="1" w:tplc="04190019" w:tentative="1">
+      <w:start w:val="1"/>
+      <w:numFmt w:val="lowerLetter"/>
+      <w:lvlText w:val="%2."/>
+      <w:lvlJc w:val="left"/>
+      <w:pPr>
+        <w:ind w:left="1440" w:hanging="360"/>
+      </w:pPr>
+    </w:lvl>
+    <w:lvl w:ilvl="2" w:tplc="0419001B" w:tentative="1">
+      <w:start w:val="1"/>
+      <w:numFmt w:val="lowerRoman"/>
+      <w:lvlText w:val="%3."/>
+      <w:lvlJc w:val="right"/>
+      <w:pPr>
+        <w:ind w:left="2160" w:hanging="180"/>
+      </w:pPr>
+    </w:lvl>
+    <w:lvl w:ilvl="3" w:tplc="0419000F" w:tentative="1">
+      <w:start w:val="1"/>
+      <w:numFmt w:val="decimal"/>
+      <w:lvlText w:val="%4."/>
+      <w:lvlJc w:val="left"/>
+      <w:pPr>
+        <w:ind w:left="2880" w:hanging="360"/>
+      </w:pPr>
+    </w:lvl>
+    <w:lvl w:ilvl="4" w:tplc="04190019" w:tentative="1">
+      <w:start w:val="1"/>
+      <w:numFmt w:val="lowerLetter"/>
+      <w:lvlText w:val="%5."/>
+      <w:lvlJc w:val="left"/>
+      <w:pPr>
+        <w:ind w:left="3600" w:hanging="360"/>
+      </w:pPr>
+    </w:lvl>
+    <w:lvl w:ilvl="5" w:tplc="0419001B" w:tentative="1">
+      <w:start w:val="1"/>
+      <w:numFmt w:val="lowerRoman"/>
+      <w:lvlText w:val="%6."/>
+      <w:lvlJc w:val="right"/>
+      <w:pPr>
+        <w:ind w:left="4320" w:hanging="180"/>
+      </w:pPr>
+    </w:lvl>
+    <w:lvl w:ilvl="6" w:tplc="0419000F" w:tentative="1">
+      <w:start w:val="1"/>
+      <w:numFmt w:val="decimal"/>
+      <w:lvlText w:val="%7."/>
+      <w:lvlJc w:val="left"/>
+      <w:pPr>
+        <w:ind w:left="5040" w:hanging="360"/>
+      </w:pPr>
+    </w:lvl>
+    <w:lvl w:ilvl="7" w:tplc="04190019" w:tentative="1">
+      <w:start w:val="1"/>
+      <w:numFmt w:val="lowerLetter"/>
+      <w:lvlText w:val="%8."/>
+      <w:lvlJc w:val="left"/>
+      <w:pPr>
+        <w:ind w:left="5760" w:hanging="360"/>
+      </w:pPr>
+    </w:lvl>
+    <w:lvl w:ilvl="8" w:tplc="0419001B" w:tentative="1">
+      <w:start w:val="1"/>
+      <w:numFmt w:val="lowerRoman"/>
+      <w:lvlText w:val="%9."/>
+      <w:lvlJc w:val="right"/>
+      <w:pPr>
+        <w:ind w:left="6480" w:hanging="180"/>
+      </w:pPr>
+    </w:lvl>
+  </w:abstractNum>
+  <w:abstractNum w:abstractNumId="4" w15:restartNumberingAfterBreak="0">
+    <w:nsid w:val="71506BAA"/>
+    <w:multiLevelType w:val="hybridMultilevel"/>
+    <w:tmpl w:val="44C23B36"/>
+    <w:lvl w:ilvl="0" w:tplc="04190011">
+      <w:start w:val="1"/>
+      <w:numFmt w:val="decimal"/>
+      <w:lvlText w:val="%1)"/>
+      <w:lvlJc w:val="left"/>
+      <w:pPr>
+        <w:ind w:left="720" w:hanging="360"/>
+      </w:pPr>
+    </w:lvl>
+    <w:lvl w:ilvl="1" w:tplc="04190019" w:tentative="1">
+      <w:start w:val="1"/>
+      <w:numFmt w:val="lowerLetter"/>
+      <w:lvlText w:val="%2."/>
+      <w:lvlJc w:val="left"/>
+      <w:pPr>
+        <w:ind w:left="1440" w:hanging="360"/>
+      </w:pPr>
+    </w:lvl>
+    <w:lvl w:ilvl="2" w:tplc="0419001B" w:tentative="1">
+      <w:start w:val="1"/>
+      <w:numFmt w:val="lowerRoman"/>
+      <w:lvlText w:val="%3."/>
+      <w:lvlJc w:val="right"/>
+      <w:pPr>
+        <w:ind w:left="2160" w:hanging="180"/>
+      </w:pPr>
+    </w:lvl>
+    <w:lvl w:ilvl="3" w:tplc="0419000F" w:tentative="1">
+      <w:start w:val="1"/>
+      <w:numFmt w:val="decimal"/>
+      <w:lvlText w:val="%4."/>
+      <w:lvlJc w:val="left"/>
+      <w:pPr>
+        <w:ind w:left="2880" w:hanging="360"/>
+      </w:pPr>
+    </w:lvl>
+    <w:lvl w:ilvl="4" w:tplc="04190019" w:tentative="1">
+      <w:start w:val="1"/>
+      <w:numFmt w:val="lowerLetter"/>
+      <w:lvlText w:val="%5."/>
+      <w:lvlJc w:val="left"/>
+      <w:pPr>
+        <w:ind w:left="3600" w:hanging="360"/>
+      </w:pPr>
+    </w:lvl>
+    <w:lvl w:ilvl="5" w:tplc="0419001B" w:tentative="1">
+      <w:start w:val="1"/>
+      <w:numFmt w:val="lowerRoman"/>
+      <w:lvlText w:val="%6."/>
+      <w:lvlJc w:val="right"/>
+      <w:pPr>
+        <w:ind w:left="4320" w:hanging="180"/>
+      </w:pPr>
+    </w:lvl>
+    <w:lvl w:ilvl="6" w:tplc="0419000F" w:tentative="1">
+      <w:start w:val="1"/>
+      <w:numFmt w:val="decimal"/>
+      <w:lvlText w:val="%7."/>
+      <w:lvlJc w:val="left"/>
+      <w:pPr>
+        <w:ind w:left="5040" w:hanging="360"/>
+      </w:pPr>
+    </w:lvl>
+    <w:lvl w:ilvl="7" w:tplc="04190019" w:tentative="1">
+      <w:start w:val="1"/>
+      <w:numFmt w:val="lowerLetter"/>
+      <w:lvlText w:val="%8."/>
+      <w:lvlJc w:val="left"/>
+      <w:pPr>
+        <w:ind w:left="5760" w:hanging="360"/>
+      </w:pPr>
+    </w:lvl>
+    <w:lvl w:ilvl="8" w:tplc="0419001B" w:tentative="1">
+      <w:start w:val="1"/>
+      <w:numFmt w:val="lowerRoman"/>
+      <w:lvlText w:val="%9."/>
+      <w:lvlJc w:val="right"/>
+      <w:pPr>
+        <w:ind w:left="6480" w:hanging="180"/>
+      </w:pPr>
+    </w:lvl>
+  </w:abstractNum>
   <w:num w:numId="1" w16cid:durableId="1618756800">
     <w:abstractNumId w:val="0"/>
   </w:num>
   <w:num w:numId="2" w16cid:durableId="532302207">
     <w:abstractNumId w:val="1"/>
+  </w:num>
+  <w:num w:numId="3" w16cid:durableId="1509639544">
+    <w:abstractNumId w:val="3"/>
+  </w:num>
+  <w:num w:numId="4" w16cid:durableId="1821264180">
+    <w:abstractNumId w:val="2"/>
+  </w:num>
+  <w:num w:numId="5" w16cid:durableId="1528785686">
+    <w:abstractNumId w:val="4"/>
   </w:num>
 </w:numbering>
 </file>
@@ -2994,6 +2725,78 @@
       <w:shd w:val="clear" w:color="auto" w:fill="E1DFDD"/>
     </w:rPr>
   </w:style>
+  <w:style w:type="paragraph" w:styleId="a7">
+    <w:name w:val="List Paragraph"/>
+    <w:basedOn w:val="a"/>
+    <w:uiPriority w:val="34"/>
+    <w:qFormat/>
+    <w:rsid w:val="004A34D7"/>
+    <w:pPr>
+      <w:ind w:left="720"/>
+      <w:contextualSpacing/>
+    </w:pPr>
+  </w:style>
+  <w:style w:type="paragraph" w:customStyle="1" w:styleId="a8">
+    <w:name w:val="лаб_текст"/>
+    <w:basedOn w:val="a"/>
+    <w:link w:val="a9"/>
+    <w:qFormat/>
+    <w:rsid w:val="001D52DF"/>
+    <w:pPr>
+      <w:spacing w:line="360" w:lineRule="auto"/>
+    </w:pPr>
+    <w:rPr>
+      <w:rFonts w:ascii="Times New Roman" w:eastAsia="Times New Roman" w:hAnsi="Times New Roman" w:cs="Times New Roman"/>
+      <w:color w:val="212529"/>
+      <w:sz w:val="24"/>
+      <w:szCs w:val="24"/>
+      <w:lang w:val="ru-RU"/>
+    </w:rPr>
+  </w:style>
+  <w:style w:type="character" w:customStyle="1" w:styleId="a9">
+    <w:name w:val="лаб_текст Знак"/>
+    <w:basedOn w:val="a0"/>
+    <w:link w:val="a8"/>
+    <w:rsid w:val="001D52DF"/>
+    <w:rPr>
+      <w:rFonts w:ascii="Times New Roman" w:eastAsia="Times New Roman" w:hAnsi="Times New Roman" w:cs="Times New Roman"/>
+      <w:color w:val="212529"/>
+      <w:sz w:val="24"/>
+      <w:szCs w:val="24"/>
+      <w:lang w:val="ru-RU"/>
+    </w:rPr>
+  </w:style>
+  <w:style w:type="paragraph" w:customStyle="1" w:styleId="aa">
+    <w:name w:val="лаб_заголовок"/>
+    <w:basedOn w:val="a"/>
+    <w:link w:val="ab"/>
+    <w:qFormat/>
+    <w:rsid w:val="001D52DF"/>
+    <w:pPr>
+      <w:spacing w:after="240"/>
+      <w:jc w:val="center"/>
+    </w:pPr>
+    <w:rPr>
+      <w:rFonts w:ascii="Times New Roman" w:eastAsia="Times New Roman" w:hAnsi="Times New Roman" w:cs="Times New Roman"/>
+      <w:b/>
+      <w:color w:val="212529"/>
+      <w:sz w:val="28"/>
+      <w:szCs w:val="24"/>
+    </w:rPr>
+  </w:style>
+  <w:style w:type="character" w:customStyle="1" w:styleId="ab">
+    <w:name w:val="лаб_заголовок Знак"/>
+    <w:basedOn w:val="a0"/>
+    <w:link w:val="aa"/>
+    <w:rsid w:val="001D52DF"/>
+    <w:rPr>
+      <w:rFonts w:ascii="Times New Roman" w:eastAsia="Times New Roman" w:hAnsi="Times New Roman" w:cs="Times New Roman"/>
+      <w:b/>
+      <w:color w:val="212529"/>
+      <w:sz w:val="28"/>
+      <w:szCs w:val="24"/>
+    </w:rPr>
+  </w:style>
 </w:styles>
 </file>
 
